--- a/SEM 6/DMBI/Documentation/BIEXP9.docx
+++ b/SEM 6/DMBI/Documentation/BIEXP9.docx
@@ -2,14 +2,2439 @@
 <file path=word/document.xml><?xml version="1.0" encoding="utf-8"?>
 <w:document xmlns:wpc="http://schemas.microsoft.com/office/word/2010/wordprocessingCanvas" xmlns:cx="http://schemas.microsoft.com/office/drawing/2014/chartex" xmlns:cx1="http://schemas.microsoft.com/office/drawing/2015/9/8/chartex" xmlns:cx2="http://schemas.microsoft.com/office/drawing/2015/10/21/chartex" xmlns:cx3="http://schemas.microsoft.com/office/drawing/2016/5/9/chartex" xmlns:cx4="http://schemas.microsoft.com/office/drawing/2016/5/10/chartex" xmlns:cx5="http://schemas.microsoft.com/office/drawing/2016/5/11/chartex" xmlns:cx6="http://schemas.microsoft.com/office/drawing/2016/5/12/chartex" xmlns:cx7="http://schemas.microsoft.com/office/drawing/2016/5/13/chartex" xmlns:cx8="http://schemas.microsoft.com/office/drawing/2016/5/14/chartex" xmlns:mc="http://schemas.openxmlformats.org/markup-compatibility/2006" xmlns:aink="http://schemas.microsoft.com/office/drawing/2016/ink" xmlns:am3d="http://schemas.microsoft.com/office/drawing/2017/model3d" xmlns:o="urn:schemas-microsoft-com:office:office" xmlns:r="http://schemas.openxmlformats.org/officeDocument/2006/relationships" xmlns:m="http://schemas.openxmlformats.org/officeDocument/2006/math" xmlns:v="urn:schemas-microsoft-com:vml" xmlns:wp14="http://schemas.microsoft.com/office/word/2010/wordprocessingDrawing" xmlns:wp="http://schemas.openxmlformats.org/drawingml/2006/wordprocessingDrawing" xmlns:w10="urn:schemas-microsoft-com:office:word" xmlns:w="http://schemas.openxmlformats.org/wordprocessingml/2006/main" xmlns:w14="http://schemas.microsoft.com/office/word/2010/wordml" xmlns:w15="http://schemas.microsoft.com/office/word/2012/wordml" xmlns:w16cex="http://schemas.microsoft.com/office/word/2018/wordml/cex" xmlns:w16cid="http://schemas.microsoft.com/office/word/2016/wordml/cid" xmlns:w16="http://schemas.microsoft.com/office/word/2018/wordml" xmlns:w16sdtdh="http://schemas.microsoft.com/office/word/2020/wordml/sdtdatahash" xmlns:w16se="http://schemas.microsoft.com/office/word/2015/wordml/symex" xmlns:wpg="http://schemas.microsoft.com/office/word/2010/wordprocessingGroup" xmlns:wpi="http://schemas.microsoft.com/office/word/2010/wordprocessingInk" xmlns:wne="http://schemas.microsoft.com/office/word/2006/wordml" xmlns:wps="http://schemas.microsoft.com/office/word/2010/wordprocessingShape" mc:Ignorable="w14 w15 w16se w16cid w16 w16cex w16sdtdh wp14">
   <w:body>
-    <w:p/>
+    <w:p>
+      <w:pPr>
+        <w:pStyle w:val="H"/>
+      </w:pPr>
+      <w:r>
+        <w:t>Aim:</w:t>
+      </w:r>
+      <w:r>
+        <w:t xml:space="preserve"> </w:t>
+      </w:r>
+      <w:r>
+        <w:t>To install MS SQL Server and perform data management operations using SQL Server Management Studio (SSMS).</w:t>
+      </w:r>
+    </w:p>
+    <w:p>
+      <w:pPr>
+        <w:pStyle w:val="H"/>
+        <w:rPr>
+          <w:sz w:val="4"/>
+          <w:szCs w:val="4"/>
+        </w:rPr>
+      </w:pPr>
+    </w:p>
+    <w:p>
+      <w:pPr>
+        <w:pStyle w:val="H"/>
+        <w:rPr>
+          <w:sz w:val="4"/>
+          <w:szCs w:val="4"/>
+        </w:rPr>
+      </w:pPr>
+      <w:r>
+        <w:t>Theory:</w:t>
+      </w:r>
+    </w:p>
+    <w:p>
+      <w:pPr>
+        <w:pStyle w:val="S"/>
+        <w:rPr>
+          <w:b/>
+          <w:bCs/>
+          <w:sz w:val="24"/>
+          <w:szCs w:val="24"/>
+        </w:rPr>
+      </w:pPr>
+      <w:r>
+        <w:rPr>
+          <w:b/>
+          <w:bCs/>
+          <w:sz w:val="24"/>
+          <w:szCs w:val="24"/>
+        </w:rPr>
+        <w:t>Q1. What is MS SQL Server?</w:t>
+      </w:r>
+    </w:p>
+    <w:p>
+      <w:pPr>
+        <w:pStyle w:val="T"/>
+      </w:pPr>
+      <w:r>
+        <w:t xml:space="preserve">Microsoft SQL Server is a </w:t>
+      </w:r>
+      <w:r>
+        <w:rPr>
+          <w:rStyle w:val="Strong"/>
+        </w:rPr>
+        <w:t>relational database management system (RDBMS)</w:t>
+      </w:r>
+      <w:r>
+        <w:t xml:space="preserve"> developed by Microsoft. It is used to store, retrieve, and manage data efficiently using Structured Query Language (SQL) and T-SQL (Transact-SQL — Microsoft's extension). It supports features like transaction processing, business intelligence, analytics, and high availability.</w:t>
+      </w:r>
+    </w:p>
+    <w:p>
+      <w:pPr>
+        <w:pStyle w:val="S"/>
+      </w:pPr>
+    </w:p>
+    <w:p>
+      <w:pPr>
+        <w:pStyle w:val="S"/>
+        <w:rPr>
+          <w:b/>
+          <w:bCs/>
+          <w:sz w:val="24"/>
+          <w:szCs w:val="24"/>
+        </w:rPr>
+      </w:pPr>
+      <w:r>
+        <w:rPr>
+          <w:b/>
+          <w:bCs/>
+          <w:sz w:val="24"/>
+          <w:szCs w:val="24"/>
+        </w:rPr>
+        <w:t>Q2. What is SSMS and what are its features?</w:t>
+      </w:r>
+    </w:p>
+    <w:p>
+      <w:pPr>
+        <w:pStyle w:val="T"/>
+      </w:pPr>
+      <w:r>
+        <w:rPr>
+          <w:rStyle w:val="Strong"/>
+        </w:rPr>
+        <w:t>SQL Server Management Studio (SSMS)</w:t>
+      </w:r>
+      <w:r>
+        <w:t xml:space="preserve"> is a free integrated graphical environment for managing, configuring, and administering any SQL Server infrastructure.</w:t>
+      </w:r>
+    </w:p>
+    <w:p>
+      <w:pPr>
+        <w:pStyle w:val="L"/>
+      </w:pPr>
+      <w:r>
+        <w:rPr>
+          <w:rStyle w:val="Strong"/>
+        </w:rPr>
+        <w:t>Object Explorer</w:t>
+      </w:r>
+      <w:r>
+        <w:t xml:space="preserve"> – Browse databases, tables, views, stored procedures, etc.</w:t>
+      </w:r>
+    </w:p>
+    <w:p>
+      <w:pPr>
+        <w:pStyle w:val="L"/>
+      </w:pPr>
+      <w:r>
+        <w:rPr>
+          <w:rStyle w:val="Strong"/>
+        </w:rPr>
+        <w:t>Query Editor</w:t>
+      </w:r>
+      <w:r>
+        <w:t xml:space="preserve"> – Write, execute, and debug T-SQL queries with syntax highlighting and IntelliSense.</w:t>
+      </w:r>
+    </w:p>
+    <w:p>
+      <w:pPr>
+        <w:pStyle w:val="L"/>
+      </w:pPr>
+      <w:r>
+        <w:rPr>
+          <w:rStyle w:val="Strong"/>
+        </w:rPr>
+        <w:t>Backup &amp; restore</w:t>
+      </w:r>
+      <w:r>
+        <w:t xml:space="preserve"> – Perform and schedule database backups.</w:t>
+      </w:r>
+    </w:p>
+    <w:p>
+      <w:pPr>
+        <w:pStyle w:val="L"/>
+      </w:pPr>
+      <w:r>
+        <w:rPr>
+          <w:rStyle w:val="Strong"/>
+        </w:rPr>
+        <w:t>Security management</w:t>
+      </w:r>
+      <w:r>
+        <w:t xml:space="preserve"> – Manage logins, users, roles, and permissions.</w:t>
+      </w:r>
+    </w:p>
+    <w:p>
+      <w:pPr>
+        <w:pStyle w:val="L"/>
+      </w:pPr>
+      <w:r>
+        <w:rPr>
+          <w:rStyle w:val="Strong"/>
+        </w:rPr>
+        <w:t>Import/Export Wizard</w:t>
+      </w:r>
+      <w:r>
+        <w:t xml:space="preserve"> – Move data between SQL Server and other formats (Excel, CSV, etc.).</w:t>
+      </w:r>
+    </w:p>
+    <w:p>
+      <w:pPr>
+        <w:pStyle w:val="S"/>
+      </w:pPr>
+    </w:p>
+    <w:p>
+      <w:pPr>
+        <w:pStyle w:val="S"/>
+        <w:rPr>
+          <w:b/>
+          <w:bCs/>
+          <w:sz w:val="24"/>
+          <w:szCs w:val="24"/>
+        </w:rPr>
+      </w:pPr>
+      <w:r>
+        <w:rPr>
+          <w:b/>
+          <w:bCs/>
+          <w:sz w:val="24"/>
+          <w:szCs w:val="24"/>
+        </w:rPr>
+        <w:t>Q3. What is the difference between Left Join, Right Join, and Full Join?</w:t>
+      </w:r>
+    </w:p>
+    <w:tbl>
+      <w:tblPr>
+        <w:tblStyle w:val="TableGrid"/>
+        <w:tblW w:w="0" w:type="auto"/>
+        <w:tblCellMar>
+          <w:top w:w="142" w:type="dxa"/>
+          <w:left w:w="142" w:type="dxa"/>
+          <w:bottom w:w="142" w:type="dxa"/>
+          <w:right w:w="142" w:type="dxa"/>
+        </w:tblCellMar>
+        <w:tblLook w:val="04A0" w:firstRow="1" w:lastRow="0" w:firstColumn="1" w:lastColumn="0" w:noHBand="0" w:noVBand="1"/>
+      </w:tblPr>
+      <w:tblGrid>
+        <w:gridCol w:w="2465"/>
+        <w:gridCol w:w="7271"/>
+      </w:tblGrid>
+      <w:tr>
+        <w:tc>
+          <w:tcPr>
+            <w:tcW w:w="0" w:type="auto"/>
+            <w:hideMark/>
+          </w:tcPr>
+          <w:p>
+            <w:pPr>
+              <w:pStyle w:val="H"/>
+              <w:rPr>
+                <w:lang w:eastAsia="en-IN"/>
+              </w:rPr>
+            </w:pPr>
+            <w:r>
+              <w:rPr>
+                <w:lang w:eastAsia="en-IN"/>
+              </w:rPr>
+              <w:t>Join Type</w:t>
+            </w:r>
+          </w:p>
+        </w:tc>
+        <w:tc>
+          <w:tcPr>
+            <w:tcW w:w="0" w:type="auto"/>
+            <w:hideMark/>
+          </w:tcPr>
+          <w:p>
+            <w:pPr>
+              <w:pStyle w:val="H"/>
+              <w:rPr>
+                <w:lang w:eastAsia="en-IN"/>
+              </w:rPr>
+            </w:pPr>
+            <w:r>
+              <w:rPr>
+                <w:lang w:eastAsia="en-IN"/>
+              </w:rPr>
+              <w:t>Description</w:t>
+            </w:r>
+          </w:p>
+        </w:tc>
+      </w:tr>
+      <w:tr>
+        <w:tc>
+          <w:tcPr>
+            <w:tcW w:w="0" w:type="auto"/>
+            <w:hideMark/>
+          </w:tcPr>
+          <w:p>
+            <w:pPr>
+              <w:pStyle w:val="T"/>
+              <w:rPr>
+                <w:lang w:eastAsia="en-IN"/>
+              </w:rPr>
+            </w:pPr>
+            <w:r>
+              <w:rPr>
+                <w:lang w:eastAsia="en-IN"/>
+              </w:rPr>
+              <w:t>LEFT JOIN (or LEFT OUTER JOIN)</w:t>
+            </w:r>
+          </w:p>
+        </w:tc>
+        <w:tc>
+          <w:tcPr>
+            <w:tcW w:w="0" w:type="auto"/>
+            <w:hideMark/>
+          </w:tcPr>
+          <w:p>
+            <w:pPr>
+              <w:pStyle w:val="T"/>
+              <w:rPr>
+                <w:lang w:eastAsia="en-IN"/>
+              </w:rPr>
+            </w:pPr>
+            <w:r>
+              <w:rPr>
+                <w:lang w:eastAsia="en-IN"/>
+              </w:rPr>
+              <w:t xml:space="preserve">Returns all rows from the left table, and matching rows from the right table. If no match, right table columns are </w:t>
+            </w:r>
+            <w:r>
+              <w:rPr>
+                <w:rStyle w:val="CodeChar"/>
+              </w:rPr>
+              <w:t>NULL</w:t>
+            </w:r>
+            <w:r>
+              <w:rPr>
+                <w:lang w:eastAsia="en-IN"/>
+              </w:rPr>
+              <w:t>.</w:t>
+            </w:r>
+          </w:p>
+        </w:tc>
+      </w:tr>
+      <w:tr>
+        <w:tc>
+          <w:tcPr>
+            <w:tcW w:w="0" w:type="auto"/>
+            <w:hideMark/>
+          </w:tcPr>
+          <w:p>
+            <w:pPr>
+              <w:pStyle w:val="T"/>
+              <w:rPr>
+                <w:lang w:eastAsia="en-IN"/>
+              </w:rPr>
+            </w:pPr>
+            <w:r>
+              <w:rPr>
+                <w:lang w:eastAsia="en-IN"/>
+              </w:rPr>
+              <w:t>RIGHT JOIN (or RIGHT OUTER JOIN)</w:t>
+            </w:r>
+          </w:p>
+        </w:tc>
+        <w:tc>
+          <w:tcPr>
+            <w:tcW w:w="0" w:type="auto"/>
+            <w:hideMark/>
+          </w:tcPr>
+          <w:p>
+            <w:pPr>
+              <w:pStyle w:val="T"/>
+              <w:rPr>
+                <w:lang w:eastAsia="en-IN"/>
+              </w:rPr>
+            </w:pPr>
+            <w:r>
+              <w:rPr>
+                <w:lang w:eastAsia="en-IN"/>
+              </w:rPr>
+              <w:t xml:space="preserve">Returns all rows from the right table, and matching rows from the left table. If no match, left table columns are </w:t>
+            </w:r>
+            <w:r>
+              <w:rPr>
+                <w:rStyle w:val="CodeChar"/>
+              </w:rPr>
+              <w:t>NULL</w:t>
+            </w:r>
+            <w:r>
+              <w:rPr>
+                <w:lang w:eastAsia="en-IN"/>
+              </w:rPr>
+              <w:t>.</w:t>
+            </w:r>
+          </w:p>
+        </w:tc>
+      </w:tr>
+      <w:tr>
+        <w:tc>
+          <w:tcPr>
+            <w:tcW w:w="0" w:type="auto"/>
+            <w:hideMark/>
+          </w:tcPr>
+          <w:p>
+            <w:pPr>
+              <w:pStyle w:val="T"/>
+              <w:rPr>
+                <w:lang w:eastAsia="en-IN"/>
+              </w:rPr>
+            </w:pPr>
+            <w:r>
+              <w:rPr>
+                <w:lang w:eastAsia="en-IN"/>
+              </w:rPr>
+              <w:t>FULL JOIN (or FULL OUTER JOIN)</w:t>
+            </w:r>
+          </w:p>
+        </w:tc>
+        <w:tc>
+          <w:tcPr>
+            <w:tcW w:w="0" w:type="auto"/>
+            <w:hideMark/>
+          </w:tcPr>
+          <w:p>
+            <w:pPr>
+              <w:pStyle w:val="T"/>
+              <w:rPr>
+                <w:lang w:eastAsia="en-IN"/>
+              </w:rPr>
+            </w:pPr>
+            <w:r>
+              <w:rPr>
+                <w:lang w:eastAsia="en-IN"/>
+              </w:rPr>
+              <w:t xml:space="preserve">Returns all rows from both tables. Matches where possible; </w:t>
+            </w:r>
+            <w:r>
+              <w:rPr>
+                <w:rStyle w:val="CodeChar"/>
+              </w:rPr>
+              <w:t>NULL</w:t>
+            </w:r>
+            <w:r>
+              <w:rPr>
+                <w:lang w:eastAsia="en-IN"/>
+              </w:rPr>
+              <w:t xml:space="preserve"> in columns from the table lacking a match.</w:t>
+            </w:r>
+          </w:p>
+        </w:tc>
+      </w:tr>
+    </w:tbl>
+    <w:p>
+      <w:pPr>
+        <w:pStyle w:val="S"/>
+      </w:pPr>
+    </w:p>
+    <w:p>
+      <w:pPr>
+        <w:pStyle w:val="S"/>
+        <w:rPr>
+          <w:b/>
+          <w:bCs/>
+          <w:sz w:val="24"/>
+          <w:szCs w:val="24"/>
+        </w:rPr>
+      </w:pPr>
+      <w:r>
+        <w:rPr>
+          <w:b/>
+          <w:bCs/>
+          <w:sz w:val="24"/>
+          <w:szCs w:val="24"/>
+        </w:rPr>
+        <w:t>Q4. Write the basic SQL queries for SELECT, INSERT, UPDATE, and DELETE</w:t>
+      </w:r>
+      <w:r>
+        <w:rPr>
+          <w:b/>
+          <w:bCs/>
+          <w:sz w:val="24"/>
+          <w:szCs w:val="24"/>
+        </w:rPr>
+        <w:t xml:space="preserve"> </w:t>
+      </w:r>
+      <w:r>
+        <w:rPr>
+          <w:b/>
+          <w:bCs/>
+          <w:sz w:val="24"/>
+          <w:szCs w:val="24"/>
+        </w:rPr>
+        <w:t>operations with examples.</w:t>
+      </w:r>
+    </w:p>
+    <w:p>
+      <w:pPr>
+        <w:pStyle w:val="T"/>
+        <w:rPr>
+          <w:lang w:eastAsia="en-IN"/>
+        </w:rPr>
+      </w:pPr>
+      <w:r>
+        <w:rPr>
+          <w:lang w:eastAsia="en-IN"/>
+        </w:rPr>
+        <w:t xml:space="preserve">Assume a table called Students with columns: </w:t>
+      </w:r>
+      <w:proofErr w:type="spellStart"/>
+      <w:r>
+        <w:rPr>
+          <w:rStyle w:val="CodeChar"/>
+        </w:rPr>
+        <w:t>StudentID</w:t>
+      </w:r>
+      <w:proofErr w:type="spellEnd"/>
+      <w:r>
+        <w:rPr>
+          <w:lang w:eastAsia="en-IN"/>
+        </w:rPr>
+        <w:t xml:space="preserve">, </w:t>
+      </w:r>
+      <w:r>
+        <w:rPr>
+          <w:rStyle w:val="CodeChar"/>
+        </w:rPr>
+        <w:t>Name</w:t>
+      </w:r>
+      <w:r>
+        <w:rPr>
+          <w:lang w:eastAsia="en-IN"/>
+        </w:rPr>
+        <w:t xml:space="preserve">, </w:t>
+      </w:r>
+      <w:r>
+        <w:rPr>
+          <w:rStyle w:val="CodeChar"/>
+        </w:rPr>
+        <w:t>Age</w:t>
+      </w:r>
+      <w:r>
+        <w:rPr>
+          <w:lang w:eastAsia="en-IN"/>
+        </w:rPr>
+        <w:t xml:space="preserve">, and </w:t>
+      </w:r>
+      <w:r>
+        <w:rPr>
+          <w:rStyle w:val="CodeChar"/>
+        </w:rPr>
+        <w:t>Major</w:t>
+      </w:r>
+      <w:r>
+        <w:rPr>
+          <w:lang w:eastAsia="en-IN"/>
+        </w:rPr>
+        <w:t>.</w:t>
+      </w:r>
+    </w:p>
+    <w:p>
+      <w:pPr>
+        <w:pStyle w:val="S"/>
+        <w:rPr>
+          <w:lang w:eastAsia="en-IN"/>
+        </w:rPr>
+      </w:pPr>
+    </w:p>
+    <w:p>
+      <w:pPr>
+        <w:pStyle w:val="T"/>
+        <w:numPr>
+          <w:ilvl w:val="0"/>
+          <w:numId w:val="14"/>
+        </w:numPr>
+        <w:rPr>
+          <w:lang w:eastAsia="en-IN"/>
+        </w:rPr>
+      </w:pPr>
+      <w:r>
+        <w:rPr>
+          <w:lang w:eastAsia="en-IN"/>
+        </w:rPr>
+        <w:t xml:space="preserve">SELECT is used to retrieve data from a database. </w:t>
+      </w:r>
+    </w:p>
+    <w:p>
+      <w:pPr>
+        <w:pStyle w:val="Code"/>
+        <w:rPr>
+          <w:lang w:eastAsia="en-IN"/>
+        </w:rPr>
+      </w:pPr>
+      <w:r>
+        <w:rPr>
+          <w:lang w:eastAsia="en-IN"/>
+        </w:rPr>
+        <w:t xml:space="preserve">Example 1: SELECT * FROM Students; – This gets all columns and all rows from the Students table. </w:t>
+      </w:r>
+    </w:p>
+    <w:p>
+      <w:pPr>
+        <w:pStyle w:val="Code"/>
+        <w:rPr>
+          <w:lang w:eastAsia="en-IN"/>
+        </w:rPr>
+      </w:pPr>
+      <w:r>
+        <w:rPr>
+          <w:lang w:eastAsia="en-IN"/>
+        </w:rPr>
+        <w:t>Example 2: SELECT Name, Age FROM Students WHERE Major = 'Computer Science'; – This gets only the Name and Age columns for students whose Major is Computer Science.</w:t>
+      </w:r>
+    </w:p>
+    <w:p>
+      <w:pPr>
+        <w:pStyle w:val="Code"/>
+        <w:rPr>
+          <w:lang w:eastAsia="en-IN"/>
+        </w:rPr>
+      </w:pPr>
+    </w:p>
+    <w:p>
+      <w:pPr>
+        <w:pStyle w:val="S"/>
+        <w:rPr>
+          <w:lang w:eastAsia="en-IN"/>
+        </w:rPr>
+      </w:pPr>
+    </w:p>
+    <w:p>
+      <w:pPr>
+        <w:pStyle w:val="T"/>
+        <w:numPr>
+          <w:ilvl w:val="0"/>
+          <w:numId w:val="14"/>
+        </w:numPr>
+        <w:rPr>
+          <w:lang w:eastAsia="en-IN"/>
+        </w:rPr>
+      </w:pPr>
+      <w:r>
+        <w:rPr>
+          <w:lang w:eastAsia="en-IN"/>
+        </w:rPr>
+        <w:lastRenderedPageBreak/>
+        <w:t xml:space="preserve">INSERT is used to add new rows to a table. </w:t>
+      </w:r>
+    </w:p>
+    <w:p>
+      <w:pPr>
+        <w:pStyle w:val="Code"/>
+        <w:rPr>
+          <w:lang w:eastAsia="en-IN"/>
+        </w:rPr>
+      </w:pPr>
+      <w:r>
+        <w:rPr>
+          <w:lang w:eastAsia="en-IN"/>
+        </w:rPr>
+        <w:t>Example 1: INSERT INTO Students (</w:t>
+      </w:r>
+      <w:proofErr w:type="spellStart"/>
+      <w:r>
+        <w:rPr>
+          <w:lang w:eastAsia="en-IN"/>
+        </w:rPr>
+        <w:t>StudentID</w:t>
+      </w:r>
+      <w:proofErr w:type="spellEnd"/>
+      <w:r>
+        <w:rPr>
+          <w:lang w:eastAsia="en-IN"/>
+        </w:rPr>
+        <w:t xml:space="preserve">, Name, Age, Major) VALUES (1, 'Alice Johnson', 20, 'Biology'); – This inserts a single student with specified values for selected columns. </w:t>
+      </w:r>
+    </w:p>
+    <w:p>
+      <w:pPr>
+        <w:pStyle w:val="Code"/>
+        <w:rPr>
+          <w:lang w:eastAsia="en-IN"/>
+        </w:rPr>
+      </w:pPr>
+      <w:r>
+        <w:rPr>
+          <w:lang w:eastAsia="en-IN"/>
+        </w:rPr>
+        <w:t>Example 2: INSERT INTO Students VALUES (2, 'Bob Smith', 22, 'Mathematics'); – This inserts a new row by providing values for all columns in the order they appear in the table.</w:t>
+      </w:r>
+    </w:p>
+    <w:p>
+      <w:pPr>
+        <w:pStyle w:val="Code"/>
+        <w:rPr>
+          <w:lang w:eastAsia="en-IN"/>
+        </w:rPr>
+      </w:pPr>
+    </w:p>
+    <w:p>
+      <w:pPr>
+        <w:pStyle w:val="S"/>
+        <w:rPr>
+          <w:lang w:eastAsia="en-IN"/>
+        </w:rPr>
+      </w:pPr>
+    </w:p>
+    <w:p>
+      <w:pPr>
+        <w:pStyle w:val="T"/>
+        <w:numPr>
+          <w:ilvl w:val="0"/>
+          <w:numId w:val="14"/>
+        </w:numPr>
+        <w:rPr>
+          <w:lang w:eastAsia="en-IN"/>
+        </w:rPr>
+      </w:pPr>
+      <w:r>
+        <w:rPr>
+          <w:lang w:eastAsia="en-IN"/>
+        </w:rPr>
+        <w:t xml:space="preserve">UPDATE is used to modify existing data in a table. </w:t>
+      </w:r>
+    </w:p>
+    <w:p>
+      <w:pPr>
+        <w:pStyle w:val="Code"/>
+        <w:rPr>
+          <w:lang w:eastAsia="en-IN"/>
+        </w:rPr>
+      </w:pPr>
+      <w:r>
+        <w:rPr>
+          <w:lang w:eastAsia="en-IN"/>
+        </w:rPr>
+        <w:t xml:space="preserve">Example 1: UPDATE Students SET Major = 'Physics' WHERE Name = 'Bob Smith'; – This changes Bob Smith's major to Physics. </w:t>
+      </w:r>
+    </w:p>
+    <w:p>
+      <w:pPr>
+        <w:pStyle w:val="Code"/>
+        <w:rPr>
+          <w:lang w:eastAsia="en-IN"/>
+        </w:rPr>
+      </w:pPr>
+      <w:r>
+        <w:rPr>
+          <w:lang w:eastAsia="en-IN"/>
+        </w:rPr>
+        <w:t xml:space="preserve">Example 2: UPDATE Students SET Age = 21, Major = 'Computer Science' WHERE </w:t>
+      </w:r>
+      <w:proofErr w:type="spellStart"/>
+      <w:r>
+        <w:rPr>
+          <w:lang w:eastAsia="en-IN"/>
+        </w:rPr>
+        <w:t>StudentID</w:t>
+      </w:r>
+      <w:proofErr w:type="spellEnd"/>
+      <w:r>
+        <w:rPr>
+          <w:lang w:eastAsia="en-IN"/>
+        </w:rPr>
+        <w:t xml:space="preserve"> = 1; – This updates both Age and Major for the student with </w:t>
+      </w:r>
+      <w:proofErr w:type="spellStart"/>
+      <w:r>
+        <w:rPr>
+          <w:lang w:eastAsia="en-IN"/>
+        </w:rPr>
+        <w:t>StudentID</w:t>
+      </w:r>
+      <w:proofErr w:type="spellEnd"/>
+      <w:r>
+        <w:rPr>
+          <w:lang w:eastAsia="en-IN"/>
+        </w:rPr>
+        <w:t xml:space="preserve"> 1.</w:t>
+      </w:r>
+    </w:p>
+    <w:p>
+      <w:pPr>
+        <w:pStyle w:val="Code"/>
+        <w:rPr>
+          <w:lang w:eastAsia="en-IN"/>
+        </w:rPr>
+      </w:pPr>
+    </w:p>
+    <w:p>
+      <w:pPr>
+        <w:pStyle w:val="S"/>
+        <w:rPr>
+          <w:lang w:eastAsia="en-IN"/>
+        </w:rPr>
+      </w:pPr>
+    </w:p>
+    <w:p>
+      <w:pPr>
+        <w:pStyle w:val="T"/>
+        <w:numPr>
+          <w:ilvl w:val="0"/>
+          <w:numId w:val="14"/>
+        </w:numPr>
+        <w:rPr>
+          <w:lang w:eastAsia="en-IN"/>
+        </w:rPr>
+      </w:pPr>
+      <w:r>
+        <w:rPr>
+          <w:lang w:eastAsia="en-IN"/>
+        </w:rPr>
+        <w:t>DELETE is used to remove rows from a table.</w:t>
+      </w:r>
+    </w:p>
+    <w:p>
+      <w:pPr>
+        <w:pStyle w:val="Code"/>
+        <w:rPr>
+          <w:lang w:eastAsia="en-IN"/>
+        </w:rPr>
+      </w:pPr>
+      <w:r>
+        <w:rPr>
+          <w:lang w:eastAsia="en-IN"/>
+        </w:rPr>
+        <w:t xml:space="preserve">Example 1: DELETE FROM Students WHERE </w:t>
+      </w:r>
+      <w:proofErr w:type="spellStart"/>
+      <w:r>
+        <w:rPr>
+          <w:lang w:eastAsia="en-IN"/>
+        </w:rPr>
+        <w:t>StudentID</w:t>
+      </w:r>
+      <w:proofErr w:type="spellEnd"/>
+      <w:r>
+        <w:rPr>
+          <w:lang w:eastAsia="en-IN"/>
+        </w:rPr>
+        <w:t xml:space="preserve"> = 2; – This deletes only the student with </w:t>
+      </w:r>
+      <w:proofErr w:type="spellStart"/>
+      <w:r>
+        <w:rPr>
+          <w:lang w:eastAsia="en-IN"/>
+        </w:rPr>
+        <w:t>StudentID</w:t>
+      </w:r>
+      <w:proofErr w:type="spellEnd"/>
+      <w:r>
+        <w:rPr>
+          <w:lang w:eastAsia="en-IN"/>
+        </w:rPr>
+        <w:t xml:space="preserve"> 2. </w:t>
+      </w:r>
+    </w:p>
+    <w:p>
+      <w:pPr>
+        <w:pStyle w:val="Code"/>
+        <w:rPr>
+          <w:lang w:eastAsia="en-IN"/>
+        </w:rPr>
+      </w:pPr>
+      <w:r>
+        <w:rPr>
+          <w:lang w:eastAsia="en-IN"/>
+        </w:rPr>
+        <w:t>Example 2: DELETE FROM Students WHERE Age &gt; 25; – This deletes all students older than 25. Example 3: DELETE FROM Students; – This deletes all rows from the Students table (use with caution).</w:t>
+      </w:r>
+    </w:p>
+    <w:p>
+      <w:pPr>
+        <w:pStyle w:val="S"/>
+      </w:pPr>
+    </w:p>
+    <w:p>
+      <w:pPr>
+        <w:pStyle w:val="S"/>
+      </w:pPr>
+    </w:p>
+    <w:p>
+      <w:pPr>
+        <w:pStyle w:val="S"/>
+        <w:rPr>
+          <w:b/>
+          <w:bCs/>
+          <w:sz w:val="24"/>
+          <w:szCs w:val="24"/>
+        </w:rPr>
+      </w:pPr>
+      <w:r>
+        <w:rPr>
+          <w:b/>
+          <w:bCs/>
+          <w:sz w:val="24"/>
+          <w:szCs w:val="24"/>
+        </w:rPr>
+        <w:t>Q5. What are the steps to create a database and a table in SSMS?</w:t>
+      </w:r>
+    </w:p>
+    <w:p>
+      <w:pPr>
+        <w:pStyle w:val="T"/>
+        <w:rPr>
+          <w:lang w:eastAsia="en-IN"/>
+        </w:rPr>
+      </w:pPr>
+      <w:r>
+        <w:rPr>
+          <w:lang w:eastAsia="en-IN"/>
+        </w:rPr>
+        <w:t>There are two methods: using the graphical interface or using T-SQL queries.</w:t>
+      </w:r>
+    </w:p>
+    <w:p>
+      <w:pPr>
+        <w:pStyle w:val="S"/>
+        <w:rPr>
+          <w:lang w:eastAsia="en-IN"/>
+        </w:rPr>
+      </w:pPr>
+    </w:p>
+    <w:p>
+      <w:pPr>
+        <w:pStyle w:val="T"/>
+        <w:rPr>
+          <w:lang w:eastAsia="en-IN"/>
+        </w:rPr>
+      </w:pPr>
+      <w:r>
+        <w:rPr>
+          <w:b/>
+          <w:bCs/>
+          <w:lang w:eastAsia="en-IN"/>
+        </w:rPr>
+        <w:t>Method 1: Using the GUI (no coding):</w:t>
+      </w:r>
+    </w:p>
+    <w:p>
+      <w:pPr>
+        <w:pStyle w:val="T"/>
+        <w:rPr>
+          <w:lang w:eastAsia="en-IN"/>
+        </w:rPr>
+      </w:pPr>
+      <w:r>
+        <w:rPr>
+          <w:lang w:eastAsia="en-IN"/>
+        </w:rPr>
+        <w:t xml:space="preserve">First, open SSMS and connect to your SQL Server instance. </w:t>
+      </w:r>
+    </w:p>
+    <w:p>
+      <w:pPr>
+        <w:pStyle w:val="T"/>
+        <w:rPr>
+          <w:lang w:eastAsia="en-IN"/>
+        </w:rPr>
+      </w:pPr>
+      <w:r>
+        <w:rPr>
+          <w:lang w:eastAsia="en-IN"/>
+        </w:rPr>
+        <w:t xml:space="preserve">To create a database, right-click on the Databases folder in Object Explorer, then select "New Database." </w:t>
+      </w:r>
+    </w:p>
+    <w:p>
+      <w:pPr>
+        <w:pStyle w:val="T"/>
+        <w:rPr>
+          <w:lang w:eastAsia="en-IN"/>
+        </w:rPr>
+      </w:pPr>
+      <w:r>
+        <w:rPr>
+          <w:lang w:eastAsia="en-IN"/>
+        </w:rPr>
+        <w:t xml:space="preserve">Enter a name for your database, such as </w:t>
+      </w:r>
+      <w:proofErr w:type="spellStart"/>
+      <w:r>
+        <w:rPr>
+          <w:lang w:eastAsia="en-IN"/>
+        </w:rPr>
+        <w:t>UniversityDB</w:t>
+      </w:r>
+      <w:proofErr w:type="spellEnd"/>
+      <w:r>
+        <w:rPr>
+          <w:lang w:eastAsia="en-IN"/>
+        </w:rPr>
+        <w:t xml:space="preserve">. You can optionally set file paths, initial size, and </w:t>
+      </w:r>
+      <w:proofErr w:type="spellStart"/>
+      <w:r>
+        <w:rPr>
+          <w:lang w:eastAsia="en-IN"/>
+        </w:rPr>
+        <w:t>autogrowth</w:t>
+      </w:r>
+      <w:proofErr w:type="spellEnd"/>
+      <w:r>
+        <w:rPr>
+          <w:lang w:eastAsia="en-IN"/>
+        </w:rPr>
+        <w:t xml:space="preserve"> settings. Click OK to create the database.</w:t>
+      </w:r>
+    </w:p>
+    <w:p>
+      <w:pPr>
+        <w:pStyle w:val="T"/>
+        <w:rPr>
+          <w:lang w:eastAsia="en-IN"/>
+        </w:rPr>
+      </w:pPr>
+      <w:r>
+        <w:rPr>
+          <w:lang w:eastAsia="en-IN"/>
+        </w:rPr>
+        <w:t xml:space="preserve">To create a table, expand your newly created database in Object Explorer. Right-click on the Tables folder, then select "New" and then "Table." </w:t>
+      </w:r>
+    </w:p>
+    <w:p>
+      <w:pPr>
+        <w:pStyle w:val="T"/>
+        <w:rPr>
+          <w:lang w:eastAsia="en-IN"/>
+        </w:rPr>
+      </w:pPr>
+      <w:r>
+        <w:rPr>
+          <w:lang w:eastAsia="en-IN"/>
+        </w:rPr>
+        <w:t xml:space="preserve">A design grid will appear where you define your columns. </w:t>
+      </w:r>
+    </w:p>
+    <w:p>
+      <w:pPr>
+        <w:pStyle w:val="T"/>
+        <w:rPr>
+          <w:lang w:eastAsia="en-IN"/>
+        </w:rPr>
+      </w:pPr>
+      <w:r>
+        <w:rPr>
+          <w:lang w:eastAsia="en-IN"/>
+        </w:rPr>
+        <w:t xml:space="preserve">For each column, enter a Column Name (e.g., </w:t>
+      </w:r>
+      <w:proofErr w:type="spellStart"/>
+      <w:r>
+        <w:rPr>
+          <w:lang w:eastAsia="en-IN"/>
+        </w:rPr>
+        <w:t>StudentID</w:t>
+      </w:r>
+      <w:proofErr w:type="spellEnd"/>
+      <w:r>
+        <w:rPr>
+          <w:lang w:eastAsia="en-IN"/>
+        </w:rPr>
+        <w:t xml:space="preserve">, Name, Age, Major), choose a Data Type (e.g., int, </w:t>
+      </w:r>
+      <w:proofErr w:type="spellStart"/>
+      <w:r>
+        <w:rPr>
+          <w:lang w:eastAsia="en-IN"/>
+        </w:rPr>
+        <w:t>nvarchar</w:t>
+      </w:r>
+      <w:proofErr w:type="spellEnd"/>
+      <w:r>
+        <w:rPr>
+          <w:lang w:eastAsia="en-IN"/>
+        </w:rPr>
+        <w:t xml:space="preserve">(50), int, </w:t>
+      </w:r>
+      <w:proofErr w:type="spellStart"/>
+      <w:r>
+        <w:rPr>
+          <w:lang w:eastAsia="en-IN"/>
+        </w:rPr>
+        <w:t>nvarchar</w:t>
+      </w:r>
+      <w:proofErr w:type="spellEnd"/>
+      <w:r>
+        <w:rPr>
+          <w:lang w:eastAsia="en-IN"/>
+        </w:rPr>
+        <w:t xml:space="preserve">(50)), and specify whether Allow Nulls is checked. To set a primary key, right-click on the </w:t>
+      </w:r>
+      <w:proofErr w:type="spellStart"/>
+      <w:r>
+        <w:rPr>
+          <w:lang w:eastAsia="en-IN"/>
+        </w:rPr>
+        <w:t>StudentID</w:t>
+      </w:r>
+      <w:proofErr w:type="spellEnd"/>
+      <w:r>
+        <w:rPr>
+          <w:lang w:eastAsia="en-IN"/>
+        </w:rPr>
+        <w:t xml:space="preserve"> row and choose "Set Primary Key."</w:t>
+      </w:r>
+    </w:p>
+    <w:p>
+      <w:pPr>
+        <w:pStyle w:val="T"/>
+        <w:rPr>
+          <w:lang w:eastAsia="en-IN"/>
+        </w:rPr>
+      </w:pPr>
+      <w:r>
+        <w:rPr>
+          <w:lang w:eastAsia="en-IN"/>
+        </w:rPr>
+        <w:t xml:space="preserve">After defining all columns, save the table by pressing </w:t>
+      </w:r>
+      <w:proofErr w:type="spellStart"/>
+      <w:r>
+        <w:rPr>
+          <w:lang w:eastAsia="en-IN"/>
+        </w:rPr>
+        <w:t>Ctrl+S</w:t>
+      </w:r>
+      <w:proofErr w:type="spellEnd"/>
+      <w:r>
+        <w:rPr>
+          <w:lang w:eastAsia="en-IN"/>
+        </w:rPr>
+        <w:t xml:space="preserve"> and give it a name like Students. The table will appear under the Tables folder.</w:t>
+      </w:r>
+    </w:p>
+    <w:p>
+      <w:pPr>
+        <w:pStyle w:val="S"/>
+        <w:rPr>
+          <w:lang w:eastAsia="en-IN"/>
+        </w:rPr>
+      </w:pPr>
+    </w:p>
+    <w:p>
+      <w:pPr>
+        <w:pStyle w:val="T"/>
+        <w:rPr>
+          <w:lang w:eastAsia="en-IN"/>
+        </w:rPr>
+      </w:pPr>
+      <w:r>
+        <w:rPr>
+          <w:b/>
+          <w:bCs/>
+          <w:lang w:eastAsia="en-IN"/>
+        </w:rPr>
+        <w:t>Method 2: Using T-SQL Query Editor:</w:t>
+      </w:r>
+    </w:p>
+    <w:p>
+      <w:pPr>
+        <w:pStyle w:val="T"/>
+        <w:rPr>
+          <w:lang w:eastAsia="en-IN"/>
+        </w:rPr>
+      </w:pPr>
+      <w:r>
+        <w:rPr>
+          <w:lang w:eastAsia="en-IN"/>
+        </w:rPr>
+        <w:t>Open a new query window in SSMS by clicking "New Query." Then type and execute the following commands:</w:t>
+      </w:r>
+    </w:p>
+    <w:p>
+      <w:pPr>
+        <w:pStyle w:val="Code"/>
+        <w:rPr>
+          <w:lang w:eastAsia="en-IN"/>
+        </w:rPr>
+      </w:pPr>
+      <w:r>
+        <w:rPr>
+          <w:lang w:eastAsia="en-IN"/>
+        </w:rPr>
+        <w:lastRenderedPageBreak/>
+        <w:t xml:space="preserve">CREATE DATABASE </w:t>
+      </w:r>
+      <w:proofErr w:type="spellStart"/>
+      <w:r>
+        <w:rPr>
+          <w:lang w:eastAsia="en-IN"/>
+        </w:rPr>
+        <w:t>UniversityDB</w:t>
+      </w:r>
+      <w:proofErr w:type="spellEnd"/>
+      <w:r>
+        <w:rPr>
+          <w:lang w:eastAsia="en-IN"/>
+        </w:rPr>
+        <w:t>;</w:t>
+      </w:r>
+      <w:r>
+        <w:rPr>
+          <w:lang w:eastAsia="en-IN"/>
+        </w:rPr>
+        <w:br/>
+        <w:t>GO</w:t>
+      </w:r>
+    </w:p>
+    <w:p>
+      <w:pPr>
+        <w:pStyle w:val="Code"/>
+        <w:rPr>
+          <w:lang w:eastAsia="en-IN"/>
+        </w:rPr>
+      </w:pPr>
+      <w:r>
+        <w:rPr>
+          <w:lang w:eastAsia="en-IN"/>
+        </w:rPr>
+        <w:t xml:space="preserve">USE </w:t>
+      </w:r>
+      <w:proofErr w:type="spellStart"/>
+      <w:r>
+        <w:rPr>
+          <w:lang w:eastAsia="en-IN"/>
+        </w:rPr>
+        <w:t>UniversityDB</w:t>
+      </w:r>
+      <w:proofErr w:type="spellEnd"/>
+      <w:r>
+        <w:rPr>
+          <w:lang w:eastAsia="en-IN"/>
+        </w:rPr>
+        <w:t>;</w:t>
+      </w:r>
+      <w:r>
+        <w:rPr>
+          <w:lang w:eastAsia="en-IN"/>
+        </w:rPr>
+        <w:br/>
+        <w:t>GO</w:t>
+      </w:r>
+    </w:p>
+    <w:p>
+      <w:pPr>
+        <w:pStyle w:val="Code"/>
+        <w:rPr>
+          <w:lang w:eastAsia="en-IN"/>
+        </w:rPr>
+      </w:pPr>
+      <w:r>
+        <w:rPr>
+          <w:lang w:eastAsia="en-IN"/>
+        </w:rPr>
+        <w:t>CREATE TABLE Students (</w:t>
+      </w:r>
+      <w:r>
+        <w:rPr>
+          <w:lang w:eastAsia="en-IN"/>
+        </w:rPr>
+        <w:br/>
+      </w:r>
+      <w:proofErr w:type="spellStart"/>
+      <w:r>
+        <w:rPr>
+          <w:lang w:eastAsia="en-IN"/>
+        </w:rPr>
+        <w:t>StudentID</w:t>
+      </w:r>
+      <w:proofErr w:type="spellEnd"/>
+      <w:r>
+        <w:rPr>
+          <w:lang w:eastAsia="en-IN"/>
+        </w:rPr>
+        <w:t xml:space="preserve"> INT PRIMARY KEY,</w:t>
+      </w:r>
+      <w:r>
+        <w:rPr>
+          <w:lang w:eastAsia="en-IN"/>
+        </w:rPr>
+        <w:br/>
+        <w:t>Name NVARCHAR(50) NOT NULL,</w:t>
+      </w:r>
+      <w:r>
+        <w:rPr>
+          <w:lang w:eastAsia="en-IN"/>
+        </w:rPr>
+        <w:br/>
+        <w:t>Age INT,</w:t>
+      </w:r>
+      <w:r>
+        <w:rPr>
+          <w:lang w:eastAsia="en-IN"/>
+        </w:rPr>
+        <w:br/>
+        <w:t>Major NVARCHAR(50)</w:t>
+      </w:r>
+      <w:r>
+        <w:rPr>
+          <w:lang w:eastAsia="en-IN"/>
+        </w:rPr>
+        <w:br/>
+        <w:t>);</w:t>
+      </w:r>
+      <w:r>
+        <w:rPr>
+          <w:lang w:eastAsia="en-IN"/>
+        </w:rPr>
+        <w:br/>
+        <w:t>GO</w:t>
+      </w:r>
+    </w:p>
+    <w:p>
+      <w:pPr>
+        <w:pStyle w:val="S"/>
+      </w:pPr>
+    </w:p>
+    <w:p>
+      <w:pPr>
+        <w:pStyle w:val="S"/>
+        <w:rPr>
+          <w:b/>
+          <w:bCs/>
+          <w:sz w:val="24"/>
+          <w:szCs w:val="24"/>
+        </w:rPr>
+      </w:pPr>
+      <w:r>
+        <w:rPr>
+          <w:b/>
+          <w:bCs/>
+          <w:sz w:val="24"/>
+          <w:szCs w:val="24"/>
+        </w:rPr>
+        <w:t>Q6. Perform the following using MS SQL Server and SSMS:</w:t>
+      </w:r>
+    </w:p>
+    <w:p>
+      <w:pPr>
+        <w:pStyle w:val="H"/>
+      </w:pPr>
+      <w:r>
+        <w:t>Install SQL Server and SSMS</w:t>
+      </w:r>
+    </w:p>
+    <w:p>
+      <w:pPr>
+        <w:pStyle w:val="H"/>
+      </w:pPr>
+      <w:r>
+        <w:t>Create a database named DMBI_LAB</w:t>
+      </w:r>
+    </w:p>
+    <w:p>
+      <w:pPr>
+        <w:pStyle w:val="L"/>
+        <w:numPr>
+          <w:ilvl w:val="0"/>
+          <w:numId w:val="0"/>
+        </w:numPr>
+      </w:pPr>
+      <w:r>
+        <w:rPr>
+          <w:noProof/>
+        </w:rPr>
+        <w:drawing>
+          <wp:inline distT="0" distB="0" distL="0" distR="0" wp14:anchorId="793C7163" wp14:editId="2088B42B">
+            <wp:extent cx="6188710" cy="2736377"/>
+            <wp:effectExtent l="0" t="0" r="2540" b="6985"/>
+            <wp:docPr id="1" name="Picture 1"/>
+            <wp:cNvGraphicFramePr>
+              <a:graphicFrameLocks xmlns:a="http://schemas.openxmlformats.org/drawingml/2006/main" noChangeAspect="1"/>
+            </wp:cNvGraphicFramePr>
+            <a:graphic xmlns:a="http://schemas.openxmlformats.org/drawingml/2006/main">
+              <a:graphicData uri="http://schemas.openxmlformats.org/drawingml/2006/picture">
+                <pic:pic xmlns:pic="http://schemas.openxmlformats.org/drawingml/2006/picture">
+                  <pic:nvPicPr>
+                    <pic:cNvPr id="1" name=""/>
+                    <pic:cNvPicPr/>
+                  </pic:nvPicPr>
+                  <pic:blipFill rotWithShape="1">
+                    <a:blip r:embed="rId8"/>
+                    <a:srcRect b="15455"/>
+                    <a:stretch/>
+                  </pic:blipFill>
+                  <pic:spPr bwMode="auto">
+                    <a:xfrm>
+                      <a:off x="0" y="0"/>
+                      <a:ext cx="6188710" cy="2736377"/>
+                    </a:xfrm>
+                    <a:prstGeom prst="rect">
+                      <a:avLst/>
+                    </a:prstGeom>
+                    <a:ln>
+                      <a:noFill/>
+                    </a:ln>
+                    <a:extLst>
+                      <a:ext uri="{53640926-AAD7-44D8-BBD7-CCE9431645EC}">
+                        <a14:shadowObscured xmlns:a14="http://schemas.microsoft.com/office/drawing/2010/main"/>
+                      </a:ext>
+                    </a:extLst>
+                  </pic:spPr>
+                </pic:pic>
+              </a:graphicData>
+            </a:graphic>
+          </wp:inline>
+        </w:drawing>
+      </w:r>
+    </w:p>
+    <w:p>
+      <w:pPr>
+        <w:pStyle w:val="H"/>
+      </w:pPr>
+      <w:r>
+        <w:t>Create two tables — Student (ID, Name, Age, Gender, Branch) and Teacher (ID, Name, Branch)</w:t>
+      </w:r>
+    </w:p>
+    <w:p>
+      <w:pPr>
+        <w:pStyle w:val="L"/>
+        <w:numPr>
+          <w:ilvl w:val="0"/>
+          <w:numId w:val="0"/>
+        </w:numPr>
+      </w:pPr>
+      <w:r>
+        <w:rPr>
+          <w:noProof/>
+        </w:rPr>
+        <w:drawing>
+          <wp:inline distT="0" distB="0" distL="0" distR="0" wp14:anchorId="536C9C30" wp14:editId="5D668141">
+            <wp:extent cx="6188710" cy="2825087"/>
+            <wp:effectExtent l="0" t="0" r="2540" b="0"/>
+            <wp:docPr id="2" name="Picture 2"/>
+            <wp:cNvGraphicFramePr>
+              <a:graphicFrameLocks xmlns:a="http://schemas.openxmlformats.org/drawingml/2006/main" noChangeAspect="1"/>
+            </wp:cNvGraphicFramePr>
+            <a:graphic xmlns:a="http://schemas.openxmlformats.org/drawingml/2006/main">
+              <a:graphicData uri="http://schemas.openxmlformats.org/drawingml/2006/picture">
+                <pic:pic xmlns:pic="http://schemas.openxmlformats.org/drawingml/2006/picture">
+                  <pic:nvPicPr>
+                    <pic:cNvPr id="1" name=""/>
+                    <pic:cNvPicPr/>
+                  </pic:nvPicPr>
+                  <pic:blipFill rotWithShape="1">
+                    <a:blip r:embed="rId9"/>
+                    <a:srcRect b="12714"/>
+                    <a:stretch/>
+                  </pic:blipFill>
+                  <pic:spPr bwMode="auto">
+                    <a:xfrm>
+                      <a:off x="0" y="0"/>
+                      <a:ext cx="6188710" cy="2825087"/>
+                    </a:xfrm>
+                    <a:prstGeom prst="rect">
+                      <a:avLst/>
+                    </a:prstGeom>
+                    <a:ln>
+                      <a:noFill/>
+                    </a:ln>
+                    <a:extLst>
+                      <a:ext uri="{53640926-AAD7-44D8-BBD7-CCE9431645EC}">
+                        <a14:shadowObscured xmlns:a14="http://schemas.microsoft.com/office/drawing/2010/main"/>
+                      </a:ext>
+                    </a:extLst>
+                  </pic:spPr>
+                </pic:pic>
+              </a:graphicData>
+            </a:graphic>
+          </wp:inline>
+        </w:drawing>
+      </w:r>
+    </w:p>
+    <w:p>
+      <w:pPr>
+        <w:pStyle w:val="H"/>
+      </w:pPr>
+      <w:r>
+        <w:lastRenderedPageBreak/>
+        <w:t>Insert data into both tables</w:t>
+      </w:r>
+    </w:p>
+    <w:p>
+      <w:pPr>
+        <w:pStyle w:val="L"/>
+        <w:numPr>
+          <w:ilvl w:val="0"/>
+          <w:numId w:val="0"/>
+        </w:numPr>
+      </w:pPr>
+      <w:r>
+        <w:rPr>
+          <w:noProof/>
+        </w:rPr>
+        <w:drawing>
+          <wp:inline distT="0" distB="0" distL="0" distR="0" wp14:anchorId="406AACF9" wp14:editId="072DBBC0">
+            <wp:extent cx="6188710" cy="3236595"/>
+            <wp:effectExtent l="0" t="0" r="2540" b="1905"/>
+            <wp:docPr id="3" name="Picture 3"/>
+            <wp:cNvGraphicFramePr>
+              <a:graphicFrameLocks xmlns:a="http://schemas.openxmlformats.org/drawingml/2006/main" noChangeAspect="1"/>
+            </wp:cNvGraphicFramePr>
+            <a:graphic xmlns:a="http://schemas.openxmlformats.org/drawingml/2006/main">
+              <a:graphicData uri="http://schemas.openxmlformats.org/drawingml/2006/picture">
+                <pic:pic xmlns:pic="http://schemas.openxmlformats.org/drawingml/2006/picture">
+                  <pic:nvPicPr>
+                    <pic:cNvPr id="1" name=""/>
+                    <pic:cNvPicPr/>
+                  </pic:nvPicPr>
+                  <pic:blipFill>
+                    <a:blip r:embed="rId10"/>
+                    <a:stretch>
+                      <a:fillRect/>
+                    </a:stretch>
+                  </pic:blipFill>
+                  <pic:spPr>
+                    <a:xfrm>
+                      <a:off x="0" y="0"/>
+                      <a:ext cx="6188710" cy="3236595"/>
+                    </a:xfrm>
+                    <a:prstGeom prst="rect">
+                      <a:avLst/>
+                    </a:prstGeom>
+                  </pic:spPr>
+                </pic:pic>
+              </a:graphicData>
+            </a:graphic>
+          </wp:inline>
+        </w:drawing>
+      </w:r>
+    </w:p>
+    <w:p>
+      <w:pPr>
+        <w:pStyle w:val="S"/>
+      </w:pPr>
+    </w:p>
+    <w:p>
+      <w:pPr>
+        <w:pStyle w:val="H"/>
+      </w:pPr>
+      <w:r>
+        <w:t>View data in the tables</w:t>
+      </w:r>
+    </w:p>
+    <w:p>
+      <w:pPr>
+        <w:pStyle w:val="L"/>
+        <w:numPr>
+          <w:ilvl w:val="0"/>
+          <w:numId w:val="0"/>
+        </w:numPr>
+      </w:pPr>
+      <w:r>
+        <w:rPr>
+          <w:noProof/>
+        </w:rPr>
+        <w:drawing>
+          <wp:inline distT="0" distB="0" distL="0" distR="0" wp14:anchorId="4C9A7E2A" wp14:editId="590DD141">
+            <wp:extent cx="6188517" cy="2627194"/>
+            <wp:effectExtent l="0" t="0" r="3175" b="1905"/>
+            <wp:docPr id="4" name="Picture 4"/>
+            <wp:cNvGraphicFramePr>
+              <a:graphicFrameLocks xmlns:a="http://schemas.openxmlformats.org/drawingml/2006/main" noChangeAspect="1"/>
+            </wp:cNvGraphicFramePr>
+            <a:graphic xmlns:a="http://schemas.openxmlformats.org/drawingml/2006/main">
+              <a:graphicData uri="http://schemas.openxmlformats.org/drawingml/2006/picture">
+                <pic:pic xmlns:pic="http://schemas.openxmlformats.org/drawingml/2006/picture">
+                  <pic:nvPicPr>
+                    <pic:cNvPr id="1" name=""/>
+                    <pic:cNvPicPr/>
+                  </pic:nvPicPr>
+                  <pic:blipFill rotWithShape="1">
+                    <a:blip r:embed="rId11"/>
+                    <a:srcRect t="20513" b="2811"/>
+                    <a:stretch/>
+                  </pic:blipFill>
+                  <pic:spPr bwMode="auto">
+                    <a:xfrm>
+                      <a:off x="0" y="0"/>
+                      <a:ext cx="6188710" cy="2627276"/>
+                    </a:xfrm>
+                    <a:prstGeom prst="rect">
+                      <a:avLst/>
+                    </a:prstGeom>
+                    <a:ln>
+                      <a:noFill/>
+                    </a:ln>
+                    <a:extLst>
+                      <a:ext uri="{53640926-AAD7-44D8-BBD7-CCE9431645EC}">
+                        <a14:shadowObscured xmlns:a14="http://schemas.microsoft.com/office/drawing/2010/main"/>
+                      </a:ext>
+                    </a:extLst>
+                  </pic:spPr>
+                </pic:pic>
+              </a:graphicData>
+            </a:graphic>
+          </wp:inline>
+        </w:drawing>
+      </w:r>
+    </w:p>
+    <w:p>
+      <w:pPr>
+        <w:pStyle w:val="S"/>
+      </w:pPr>
+    </w:p>
+    <w:p>
+      <w:pPr>
+        <w:pStyle w:val="L"/>
+        <w:numPr>
+          <w:ilvl w:val="0"/>
+          <w:numId w:val="0"/>
+        </w:numPr>
+      </w:pPr>
+      <w:r>
+        <w:rPr>
+          <w:noProof/>
+        </w:rPr>
+        <w:drawing>
+          <wp:inline distT="0" distB="0" distL="0" distR="0" wp14:anchorId="6A33FE5C" wp14:editId="5666C021">
+            <wp:extent cx="6188666" cy="1330638"/>
+            <wp:effectExtent l="0" t="0" r="3175" b="3175"/>
+            <wp:docPr id="5" name="Picture 5"/>
+            <wp:cNvGraphicFramePr>
+              <a:graphicFrameLocks xmlns:a="http://schemas.openxmlformats.org/drawingml/2006/main" noChangeAspect="1"/>
+            </wp:cNvGraphicFramePr>
+            <a:graphic xmlns:a="http://schemas.openxmlformats.org/drawingml/2006/main">
+              <a:graphicData uri="http://schemas.openxmlformats.org/drawingml/2006/picture">
+                <pic:pic xmlns:pic="http://schemas.openxmlformats.org/drawingml/2006/picture">
+                  <pic:nvPicPr>
+                    <pic:cNvPr id="1" name=""/>
+                    <pic:cNvPicPr/>
+                  </pic:nvPicPr>
+                  <pic:blipFill rotWithShape="1">
+                    <a:blip r:embed="rId12"/>
+                    <a:srcRect t="39632" b="21534"/>
+                    <a:stretch/>
+                  </pic:blipFill>
+                  <pic:spPr bwMode="auto">
+                    <a:xfrm>
+                      <a:off x="0" y="0"/>
+                      <a:ext cx="6188710" cy="1330647"/>
+                    </a:xfrm>
+                    <a:prstGeom prst="rect">
+                      <a:avLst/>
+                    </a:prstGeom>
+                    <a:ln>
+                      <a:noFill/>
+                    </a:ln>
+                    <a:extLst>
+                      <a:ext uri="{53640926-AAD7-44D8-BBD7-CCE9431645EC}">
+                        <a14:shadowObscured xmlns:a14="http://schemas.microsoft.com/office/drawing/2010/main"/>
+                      </a:ext>
+                    </a:extLst>
+                  </pic:spPr>
+                </pic:pic>
+              </a:graphicData>
+            </a:graphic>
+          </wp:inline>
+        </w:drawing>
+      </w:r>
+    </w:p>
+    <w:p>
+      <w:pPr>
+        <w:pStyle w:val="L"/>
+        <w:numPr>
+          <w:ilvl w:val="0"/>
+          <w:numId w:val="0"/>
+        </w:numPr>
+      </w:pPr>
+    </w:p>
+    <w:p>
+      <w:pPr>
+        <w:pStyle w:val="L"/>
+        <w:numPr>
+          <w:ilvl w:val="0"/>
+          <w:numId w:val="0"/>
+        </w:numPr>
+      </w:pPr>
+    </w:p>
+    <w:p>
+      <w:pPr>
+        <w:pStyle w:val="H"/>
+      </w:pPr>
+      <w:r>
+        <w:lastRenderedPageBreak/>
+        <w:t>Perform Left Join, Right Join, and Full Join on the two tables</w:t>
+      </w:r>
+    </w:p>
+    <w:p>
+      <w:pPr>
+        <w:pStyle w:val="H"/>
+      </w:pPr>
+      <w:r>
+        <w:t>Left join:</w:t>
+      </w:r>
+    </w:p>
+    <w:p>
+      <w:pPr>
+        <w:pStyle w:val="Code"/>
+      </w:pPr>
+      <w:r>
+        <w:t xml:space="preserve">SELECT </w:t>
+      </w:r>
+    </w:p>
+    <w:p>
+      <w:pPr>
+        <w:pStyle w:val="Code"/>
+      </w:pPr>
+      <w:r>
+        <w:t xml:space="preserve">    s.ID AS 'Student ID',</w:t>
+      </w:r>
+    </w:p>
+    <w:p>
+      <w:pPr>
+        <w:pStyle w:val="Code"/>
+      </w:pPr>
+      <w:r>
+        <w:t xml:space="preserve">    </w:t>
+      </w:r>
+      <w:proofErr w:type="spellStart"/>
+      <w:r>
+        <w:t>s.Name</w:t>
+      </w:r>
+      <w:proofErr w:type="spellEnd"/>
+      <w:r>
+        <w:t xml:space="preserve"> AS 'Student Name',</w:t>
+      </w:r>
+    </w:p>
+    <w:p>
+      <w:pPr>
+        <w:pStyle w:val="Code"/>
+      </w:pPr>
+      <w:r>
+        <w:t xml:space="preserve">    </w:t>
+      </w:r>
+      <w:proofErr w:type="spellStart"/>
+      <w:r>
+        <w:t>s.Age</w:t>
+      </w:r>
+      <w:proofErr w:type="spellEnd"/>
+      <w:r>
+        <w:t>,</w:t>
+      </w:r>
+    </w:p>
+    <w:p>
+      <w:pPr>
+        <w:pStyle w:val="Code"/>
+      </w:pPr>
+      <w:r>
+        <w:t xml:space="preserve">    </w:t>
+      </w:r>
+      <w:proofErr w:type="spellStart"/>
+      <w:r>
+        <w:t>s.Gender</w:t>
+      </w:r>
+      <w:proofErr w:type="spellEnd"/>
+      <w:r>
+        <w:t>,</w:t>
+      </w:r>
+    </w:p>
+    <w:p>
+      <w:pPr>
+        <w:pStyle w:val="Code"/>
+      </w:pPr>
+      <w:r>
+        <w:t xml:space="preserve">    </w:t>
+      </w:r>
+      <w:proofErr w:type="spellStart"/>
+      <w:r>
+        <w:t>s.Branch</w:t>
+      </w:r>
+      <w:proofErr w:type="spellEnd"/>
+      <w:r>
+        <w:t xml:space="preserve"> AS 'Student Branch',</w:t>
+      </w:r>
+    </w:p>
+    <w:p>
+      <w:pPr>
+        <w:pStyle w:val="Code"/>
+      </w:pPr>
+      <w:r>
+        <w:t xml:space="preserve">    ISNULL(CAST(t.ID AS VARCHAR), 'No Teacher') AS 'Teacher ID',</w:t>
+      </w:r>
+    </w:p>
+    <w:p>
+      <w:pPr>
+        <w:pStyle w:val="Code"/>
+      </w:pPr>
+      <w:r>
+        <w:t xml:space="preserve">    ISNULL(</w:t>
+      </w:r>
+      <w:proofErr w:type="spellStart"/>
+      <w:r>
+        <w:t>t.Name</w:t>
+      </w:r>
+      <w:proofErr w:type="spellEnd"/>
+      <w:r>
+        <w:t>, 'Not Assigned') AS 'Teacher Name',</w:t>
+      </w:r>
+    </w:p>
+    <w:p>
+      <w:pPr>
+        <w:pStyle w:val="Code"/>
+      </w:pPr>
+      <w:r>
+        <w:t xml:space="preserve">    ISNULL(</w:t>
+      </w:r>
+      <w:proofErr w:type="spellStart"/>
+      <w:r>
+        <w:t>t.Branch</w:t>
+      </w:r>
+      <w:proofErr w:type="spellEnd"/>
+      <w:r>
+        <w:t>, 'N/A') AS 'Teacher Branch'</w:t>
+      </w:r>
+    </w:p>
+    <w:p>
+      <w:pPr>
+        <w:pStyle w:val="Code"/>
+      </w:pPr>
+      <w:r>
+        <w:t xml:space="preserve">FROM </w:t>
+      </w:r>
+    </w:p>
+    <w:p>
+      <w:pPr>
+        <w:pStyle w:val="Code"/>
+      </w:pPr>
+      <w:r>
+        <w:t xml:space="preserve">    Student s</w:t>
+      </w:r>
+    </w:p>
+    <w:p>
+      <w:pPr>
+        <w:pStyle w:val="Code"/>
+      </w:pPr>
+      <w:r>
+        <w:t xml:space="preserve">LEFT JOIN </w:t>
+      </w:r>
+    </w:p>
+    <w:p>
+      <w:pPr>
+        <w:pStyle w:val="Code"/>
+      </w:pPr>
+      <w:r>
+        <w:t xml:space="preserve">    Teacher t ON </w:t>
+      </w:r>
+      <w:proofErr w:type="spellStart"/>
+      <w:r>
+        <w:t>s.Branch</w:t>
+      </w:r>
+      <w:proofErr w:type="spellEnd"/>
+      <w:r>
+        <w:t xml:space="preserve"> = </w:t>
+      </w:r>
+      <w:proofErr w:type="spellStart"/>
+      <w:r>
+        <w:t>t.Branch</w:t>
+      </w:r>
+      <w:proofErr w:type="spellEnd"/>
+    </w:p>
+    <w:p>
+      <w:pPr>
+        <w:pStyle w:val="Code"/>
+      </w:pPr>
+      <w:r>
+        <w:t xml:space="preserve">ORDER BY </w:t>
+      </w:r>
+    </w:p>
+    <w:p>
+      <w:pPr>
+        <w:pStyle w:val="Code"/>
+      </w:pPr>
+      <w:r>
+        <w:t xml:space="preserve">    s.ID;</w:t>
+      </w:r>
+    </w:p>
+    <w:p>
+      <w:pPr>
+        <w:pStyle w:val="Code"/>
+      </w:pPr>
+      <w:r>
+        <w:t>GO</w:t>
+      </w:r>
+    </w:p>
+    <w:p>
+      <w:pPr>
+        <w:pStyle w:val="S"/>
+      </w:pPr>
+    </w:p>
+    <w:p>
+      <w:pPr>
+        <w:pStyle w:val="S"/>
+      </w:pPr>
+      <w:r>
+        <w:rPr>
+          <w:noProof/>
+        </w:rPr>
+        <w:drawing>
+          <wp:inline distT="0" distB="0" distL="0" distR="0" wp14:anchorId="7DB5D55E" wp14:editId="7F4EB2B1">
+            <wp:extent cx="6188710" cy="2497541"/>
+            <wp:effectExtent l="0" t="0" r="2540" b="0"/>
+            <wp:docPr id="7" name="Picture 7"/>
+            <wp:cNvGraphicFramePr>
+              <a:graphicFrameLocks xmlns:a="http://schemas.openxmlformats.org/drawingml/2006/main" noChangeAspect="1"/>
+            </wp:cNvGraphicFramePr>
+            <a:graphic xmlns:a="http://schemas.openxmlformats.org/drawingml/2006/main">
+              <a:graphicData uri="http://schemas.openxmlformats.org/drawingml/2006/picture">
+                <pic:pic xmlns:pic="http://schemas.openxmlformats.org/drawingml/2006/picture">
+                  <pic:nvPicPr>
+                    <pic:cNvPr id="1" name=""/>
+                    <pic:cNvPicPr/>
+                  </pic:nvPicPr>
+                  <pic:blipFill rotWithShape="1">
+                    <a:blip r:embed="rId13"/>
+                    <a:srcRect b="25495"/>
+                    <a:stretch/>
+                  </pic:blipFill>
+                  <pic:spPr bwMode="auto">
+                    <a:xfrm>
+                      <a:off x="0" y="0"/>
+                      <a:ext cx="6188710" cy="2497541"/>
+                    </a:xfrm>
+                    <a:prstGeom prst="rect">
+                      <a:avLst/>
+                    </a:prstGeom>
+                    <a:ln>
+                      <a:noFill/>
+                    </a:ln>
+                    <a:extLst>
+                      <a:ext uri="{53640926-AAD7-44D8-BBD7-CCE9431645EC}">
+                        <a14:shadowObscured xmlns:a14="http://schemas.microsoft.com/office/drawing/2010/main"/>
+                      </a:ext>
+                    </a:extLst>
+                  </pic:spPr>
+                </pic:pic>
+              </a:graphicData>
+            </a:graphic>
+          </wp:inline>
+        </w:drawing>
+      </w:r>
+    </w:p>
+    <w:p>
+      <w:pPr>
+        <w:pStyle w:val="S"/>
+      </w:pPr>
+    </w:p>
+    <w:p>
+      <w:pPr>
+        <w:pStyle w:val="H"/>
+      </w:pPr>
+      <w:r>
+        <w:t>Right join:</w:t>
+      </w:r>
+    </w:p>
+    <w:p>
+      <w:pPr>
+        <w:pStyle w:val="Code"/>
+      </w:pPr>
+      <w:r>
+        <w:t xml:space="preserve">SELECT </w:t>
+      </w:r>
+    </w:p>
+    <w:p>
+      <w:pPr>
+        <w:pStyle w:val="Code"/>
+      </w:pPr>
+      <w:r>
+        <w:t xml:space="preserve">    ISNULL(CAST(s.ID AS VARCHAR), 'No Student') AS 'Student ID',</w:t>
+      </w:r>
+    </w:p>
+    <w:p>
+      <w:pPr>
+        <w:pStyle w:val="Code"/>
+      </w:pPr>
+      <w:r>
+        <w:t xml:space="preserve">    ISNULL(</w:t>
+      </w:r>
+      <w:proofErr w:type="spellStart"/>
+      <w:r>
+        <w:t>s.Name</w:t>
+      </w:r>
+      <w:proofErr w:type="spellEnd"/>
+      <w:r>
+        <w:t>, 'Not Enrolled') AS 'Student Name',</w:t>
+      </w:r>
+    </w:p>
+    <w:p>
+      <w:pPr>
+        <w:pStyle w:val="Code"/>
+      </w:pPr>
+      <w:r>
+        <w:t xml:space="preserve">    ISNULL(</w:t>
+      </w:r>
+      <w:proofErr w:type="spellStart"/>
+      <w:r>
+        <w:t>s.Branch</w:t>
+      </w:r>
+      <w:proofErr w:type="spellEnd"/>
+      <w:r>
+        <w:t>, 'N/A') AS 'Student Branch',</w:t>
+      </w:r>
+    </w:p>
+    <w:p>
+      <w:pPr>
+        <w:pStyle w:val="Code"/>
+      </w:pPr>
+      <w:r>
+        <w:t xml:space="preserve">    t.ID AS 'Teacher ID',</w:t>
+      </w:r>
+    </w:p>
+    <w:p>
+      <w:pPr>
+        <w:pStyle w:val="Code"/>
+      </w:pPr>
+      <w:r>
+        <w:t xml:space="preserve">    </w:t>
+      </w:r>
+      <w:proofErr w:type="spellStart"/>
+      <w:r>
+        <w:t>t.Name</w:t>
+      </w:r>
+      <w:proofErr w:type="spellEnd"/>
+      <w:r>
+        <w:t xml:space="preserve"> AS 'Teacher Name',</w:t>
+      </w:r>
+    </w:p>
+    <w:p>
+      <w:pPr>
+        <w:pStyle w:val="Code"/>
+      </w:pPr>
+      <w:r>
+        <w:t xml:space="preserve">    </w:t>
+      </w:r>
+      <w:proofErr w:type="spellStart"/>
+      <w:r>
+        <w:t>t.Branch</w:t>
+      </w:r>
+      <w:proofErr w:type="spellEnd"/>
+      <w:r>
+        <w:t xml:space="preserve"> AS 'Teacher Branch'</w:t>
+      </w:r>
+    </w:p>
+    <w:p>
+      <w:pPr>
+        <w:pStyle w:val="Code"/>
+      </w:pPr>
+      <w:r>
+        <w:t xml:space="preserve">FROM </w:t>
+      </w:r>
+    </w:p>
+    <w:p>
+      <w:pPr>
+        <w:pStyle w:val="Code"/>
+      </w:pPr>
+      <w:r>
+        <w:t xml:space="preserve">    Student s</w:t>
+      </w:r>
+    </w:p>
+    <w:p>
+      <w:pPr>
+        <w:pStyle w:val="Code"/>
+      </w:pPr>
+      <w:r>
+        <w:t xml:space="preserve">RIGHT JOIN </w:t>
+      </w:r>
+    </w:p>
+    <w:p>
+      <w:pPr>
+        <w:pStyle w:val="Code"/>
+      </w:pPr>
+      <w:r>
+        <w:t xml:space="preserve">    Teacher t ON </w:t>
+      </w:r>
+      <w:proofErr w:type="spellStart"/>
+      <w:r>
+        <w:t>s.Branch</w:t>
+      </w:r>
+      <w:proofErr w:type="spellEnd"/>
+      <w:r>
+        <w:t xml:space="preserve"> = </w:t>
+      </w:r>
+      <w:proofErr w:type="spellStart"/>
+      <w:r>
+        <w:t>t.Branch</w:t>
+      </w:r>
+      <w:proofErr w:type="spellEnd"/>
+    </w:p>
+    <w:p>
+      <w:pPr>
+        <w:pStyle w:val="Code"/>
+      </w:pPr>
+      <w:r>
+        <w:t xml:space="preserve">ORDER BY </w:t>
+      </w:r>
+    </w:p>
+    <w:p>
+      <w:pPr>
+        <w:pStyle w:val="Code"/>
+      </w:pPr>
+      <w:r>
+        <w:t xml:space="preserve">    t.ID;</w:t>
+      </w:r>
+    </w:p>
+    <w:p>
+      <w:pPr>
+        <w:pStyle w:val="Code"/>
+      </w:pPr>
+      <w:r>
+        <w:t>GO</w:t>
+      </w:r>
+    </w:p>
+    <w:p>
+      <w:pPr>
+        <w:pStyle w:val="S"/>
+      </w:pPr>
+      <w:r>
+        <w:rPr>
+          <w:noProof/>
+        </w:rPr>
+        <w:lastRenderedPageBreak/>
+        <w:drawing>
+          <wp:inline distT="0" distB="0" distL="0" distR="0" wp14:anchorId="5BB6B4BF" wp14:editId="635A06FB">
+            <wp:extent cx="6186805" cy="2033449"/>
+            <wp:effectExtent l="0" t="0" r="4445" b="5080"/>
+            <wp:docPr id="8" name="Picture 8"/>
+            <wp:cNvGraphicFramePr>
+              <a:graphicFrameLocks xmlns:a="http://schemas.openxmlformats.org/drawingml/2006/main" noChangeAspect="1"/>
+            </wp:cNvGraphicFramePr>
+            <a:graphic xmlns:a="http://schemas.openxmlformats.org/drawingml/2006/main">
+              <a:graphicData uri="http://schemas.openxmlformats.org/drawingml/2006/picture">
+                <pic:pic xmlns:pic="http://schemas.openxmlformats.org/drawingml/2006/picture">
+                  <pic:nvPicPr>
+                    <pic:cNvPr id="1" name=""/>
+                    <pic:cNvPicPr/>
+                  </pic:nvPicPr>
+                  <pic:blipFill rotWithShape="1">
+                    <a:blip r:embed="rId14"/>
+                    <a:srcRect t="23008" b="16314"/>
+                    <a:stretch/>
+                  </pic:blipFill>
+                  <pic:spPr bwMode="auto">
+                    <a:xfrm>
+                      <a:off x="0" y="0"/>
+                      <a:ext cx="6188710" cy="2034075"/>
+                    </a:xfrm>
+                    <a:prstGeom prst="rect">
+                      <a:avLst/>
+                    </a:prstGeom>
+                    <a:ln>
+                      <a:noFill/>
+                    </a:ln>
+                    <a:extLst>
+                      <a:ext uri="{53640926-AAD7-44D8-BBD7-CCE9431645EC}">
+                        <a14:shadowObscured xmlns:a14="http://schemas.microsoft.com/office/drawing/2010/main"/>
+                      </a:ext>
+                    </a:extLst>
+                  </pic:spPr>
+                </pic:pic>
+              </a:graphicData>
+            </a:graphic>
+          </wp:inline>
+        </w:drawing>
+      </w:r>
+    </w:p>
+    <w:p>
+      <w:pPr>
+        <w:pStyle w:val="H"/>
+      </w:pPr>
+      <w:r>
+        <w:t>Full join:</w:t>
+      </w:r>
+    </w:p>
+    <w:p>
+      <w:pPr>
+        <w:pStyle w:val="Code"/>
+      </w:pPr>
+      <w:r>
+        <w:t xml:space="preserve">SELECT </w:t>
+      </w:r>
+    </w:p>
+    <w:p>
+      <w:pPr>
+        <w:pStyle w:val="Code"/>
+      </w:pPr>
+      <w:r>
+        <w:t xml:space="preserve">    s.ID AS 'Student ID',</w:t>
+      </w:r>
+    </w:p>
+    <w:p>
+      <w:pPr>
+        <w:pStyle w:val="Code"/>
+      </w:pPr>
+      <w:r>
+        <w:t xml:space="preserve">    </w:t>
+      </w:r>
+      <w:proofErr w:type="spellStart"/>
+      <w:r>
+        <w:t>s.Name</w:t>
+      </w:r>
+      <w:proofErr w:type="spellEnd"/>
+      <w:r>
+        <w:t xml:space="preserve"> AS 'Student Name',</w:t>
+      </w:r>
+    </w:p>
+    <w:p>
+      <w:pPr>
+        <w:pStyle w:val="Code"/>
+      </w:pPr>
+      <w:r>
+        <w:t xml:space="preserve">    </w:t>
+      </w:r>
+      <w:proofErr w:type="spellStart"/>
+      <w:r>
+        <w:t>s.Branch</w:t>
+      </w:r>
+      <w:proofErr w:type="spellEnd"/>
+      <w:r>
+        <w:t xml:space="preserve"> AS 'Student Branch',</w:t>
+      </w:r>
+    </w:p>
+    <w:p>
+      <w:pPr>
+        <w:pStyle w:val="Code"/>
+      </w:pPr>
+      <w:r>
+        <w:t xml:space="preserve">    t.ID AS 'Teacher ID',</w:t>
+      </w:r>
+    </w:p>
+    <w:p>
+      <w:pPr>
+        <w:pStyle w:val="Code"/>
+      </w:pPr>
+      <w:r>
+        <w:t xml:space="preserve">    </w:t>
+      </w:r>
+      <w:proofErr w:type="spellStart"/>
+      <w:r>
+        <w:t>t.Name</w:t>
+      </w:r>
+      <w:proofErr w:type="spellEnd"/>
+      <w:r>
+        <w:t xml:space="preserve"> AS 'Teacher Name',</w:t>
+      </w:r>
+    </w:p>
+    <w:p>
+      <w:pPr>
+        <w:pStyle w:val="Code"/>
+      </w:pPr>
+      <w:r>
+        <w:t xml:space="preserve">    </w:t>
+      </w:r>
+      <w:proofErr w:type="spellStart"/>
+      <w:r>
+        <w:t>t.Branch</w:t>
+      </w:r>
+      <w:proofErr w:type="spellEnd"/>
+      <w:r>
+        <w:t xml:space="preserve"> AS 'Teacher Branch',</w:t>
+      </w:r>
+    </w:p>
+    <w:p>
+      <w:pPr>
+        <w:pStyle w:val="Code"/>
+      </w:pPr>
+      <w:r>
+        <w:t xml:space="preserve">    CASE </w:t>
+      </w:r>
+    </w:p>
+    <w:p>
+      <w:pPr>
+        <w:pStyle w:val="Code"/>
+      </w:pPr>
+      <w:r>
+        <w:t xml:space="preserve">        WHEN s.ID IS NOT NULL AND t.ID IS NOT NULL THEN 'Matched'</w:t>
+      </w:r>
+    </w:p>
+    <w:p>
+      <w:pPr>
+        <w:pStyle w:val="Code"/>
+      </w:pPr>
+      <w:r>
+        <w:t xml:space="preserve">        WHEN s.ID IS NOT NULL AND t.ID IS NULL THEN 'No Teacher Assigned'</w:t>
+      </w:r>
+    </w:p>
+    <w:p>
+      <w:pPr>
+        <w:pStyle w:val="Code"/>
+      </w:pPr>
+      <w:r>
+        <w:t xml:space="preserve">        ELSE 'No Students Enrolled'</w:t>
+      </w:r>
+    </w:p>
+    <w:p>
+      <w:pPr>
+        <w:pStyle w:val="Code"/>
+      </w:pPr>
+      <w:r>
+        <w:t xml:space="preserve">    END AS 'Status'</w:t>
+      </w:r>
+    </w:p>
+    <w:p>
+      <w:pPr>
+        <w:pStyle w:val="Code"/>
+      </w:pPr>
+      <w:r>
+        <w:t xml:space="preserve">FROM </w:t>
+      </w:r>
+    </w:p>
+    <w:p>
+      <w:pPr>
+        <w:pStyle w:val="Code"/>
+      </w:pPr>
+      <w:r>
+        <w:t xml:space="preserve">    Student s</w:t>
+      </w:r>
+    </w:p>
+    <w:p>
+      <w:pPr>
+        <w:pStyle w:val="Code"/>
+      </w:pPr>
+      <w:r>
+        <w:t xml:space="preserve">FULL JOIN </w:t>
+      </w:r>
+    </w:p>
+    <w:p>
+      <w:pPr>
+        <w:pStyle w:val="Code"/>
+      </w:pPr>
+      <w:r>
+        <w:t xml:space="preserve">    Teacher t ON </w:t>
+      </w:r>
+      <w:proofErr w:type="spellStart"/>
+      <w:r>
+        <w:t>s.Branch</w:t>
+      </w:r>
+      <w:proofErr w:type="spellEnd"/>
+      <w:r>
+        <w:t xml:space="preserve"> = </w:t>
+      </w:r>
+      <w:proofErr w:type="spellStart"/>
+      <w:r>
+        <w:t>t.Branch</w:t>
+      </w:r>
+      <w:proofErr w:type="spellEnd"/>
+    </w:p>
+    <w:p>
+      <w:pPr>
+        <w:pStyle w:val="Code"/>
+      </w:pPr>
+      <w:r>
+        <w:t xml:space="preserve">ORDER BY </w:t>
+      </w:r>
+    </w:p>
+    <w:p>
+      <w:pPr>
+        <w:pStyle w:val="Code"/>
+      </w:pPr>
+      <w:r>
+        <w:t xml:space="preserve">    ISNULL(s.ID, 999), ISNULL(t.ID, 999);</w:t>
+      </w:r>
+    </w:p>
+    <w:p>
+      <w:pPr>
+        <w:pStyle w:val="Code"/>
+      </w:pPr>
+      <w:r>
+        <w:t>GO</w:t>
+      </w:r>
+    </w:p>
+    <w:p>
+      <w:pPr>
+        <w:pStyle w:val="S"/>
+      </w:pPr>
+    </w:p>
+    <w:p>
+      <w:pPr>
+        <w:pStyle w:val="S"/>
+      </w:pPr>
+      <w:r>
+        <w:rPr>
+          <w:noProof/>
+        </w:rPr>
+        <w:drawing>
+          <wp:inline distT="0" distB="0" distL="0" distR="0" wp14:anchorId="402D897B" wp14:editId="0F048CBB">
+            <wp:extent cx="6184766" cy="2265528"/>
+            <wp:effectExtent l="0" t="0" r="6985" b="1905"/>
+            <wp:docPr id="9" name="Picture 9"/>
+            <wp:cNvGraphicFramePr>
+              <a:graphicFrameLocks xmlns:a="http://schemas.openxmlformats.org/drawingml/2006/main" noChangeAspect="1"/>
+            </wp:cNvGraphicFramePr>
+            <a:graphic xmlns:a="http://schemas.openxmlformats.org/drawingml/2006/main">
+              <a:graphicData uri="http://schemas.openxmlformats.org/drawingml/2006/picture">
+                <pic:pic xmlns:pic="http://schemas.openxmlformats.org/drawingml/2006/picture">
+                  <pic:nvPicPr>
+                    <pic:cNvPr id="1" name=""/>
+                    <pic:cNvPicPr/>
+                  </pic:nvPicPr>
+                  <pic:blipFill rotWithShape="1">
+                    <a:blip r:embed="rId15"/>
+                    <a:srcRect t="23004" b="9369"/>
+                    <a:stretch/>
+                  </pic:blipFill>
+                  <pic:spPr bwMode="auto">
+                    <a:xfrm>
+                      <a:off x="0" y="0"/>
+                      <a:ext cx="6188710" cy="2266973"/>
+                    </a:xfrm>
+                    <a:prstGeom prst="rect">
+                      <a:avLst/>
+                    </a:prstGeom>
+                    <a:ln>
+                      <a:noFill/>
+                    </a:ln>
+                    <a:extLst>
+                      <a:ext uri="{53640926-AAD7-44D8-BBD7-CCE9431645EC}">
+                        <a14:shadowObscured xmlns:a14="http://schemas.microsoft.com/office/drawing/2010/main"/>
+                      </a:ext>
+                    </a:extLst>
+                  </pic:spPr>
+                </pic:pic>
+              </a:graphicData>
+            </a:graphic>
+          </wp:inline>
+        </w:drawing>
+      </w:r>
+    </w:p>
+    <w:p>
+      <w:pPr>
+        <w:pStyle w:val="H"/>
+      </w:pPr>
+      <w:r>
+        <w:t>Conclusion:</w:t>
+      </w:r>
+      <w:r>
+        <w:t xml:space="preserve"> </w:t>
+      </w:r>
+    </w:p>
+    <w:p>
+      <w:pPr>
+        <w:pStyle w:val="T"/>
+      </w:pPr>
+      <w:r>
+        <w:t xml:space="preserve">Successfully </w:t>
+      </w:r>
+      <w:r>
+        <w:t>install</w:t>
+      </w:r>
+      <w:r>
+        <w:t>ed</w:t>
+      </w:r>
+      <w:r>
+        <w:t xml:space="preserve"> MS SQL Server and perform data management operations using SQL Server Management Studio (SSMS).</w:t>
+      </w:r>
+    </w:p>
     <w:sectPr>
-      <w:headerReference w:type="even" r:id="rId7"/>
-      <w:headerReference w:type="default" r:id="rId8"/>
-      <w:footerReference w:type="even" r:id="rId9"/>
-      <w:footerReference w:type="default" r:id="rId10"/>
-      <w:headerReference w:type="first" r:id="rId11"/>
-      <w:footerReference w:type="first" r:id="rId12"/>
+      <w:headerReference w:type="default" r:id="rId16"/>
+      <w:footerReference w:type="default" r:id="rId17"/>
       <w:pgSz w:w="11906" w:h="16838"/>
       <w:pgMar w:top="1440" w:right="1080" w:bottom="1440" w:left="1080" w:header="708" w:footer="708" w:gutter="0"/>
       <w:cols w:space="708"/>
@@ -49,16 +2474,6 @@
   <w:p>
     <w:pPr>
       <w:pStyle w:val="Footer"/>
-    </w:pPr>
-  </w:p>
-</w:ftr>
-</file>
-
-<file path=word/footer2.xml><?xml version="1.0" encoding="utf-8"?>
-<w:ftr xmlns:wpc="http://schemas.microsoft.com/office/word/2010/wordprocessingCanvas" xmlns:cx="http://schemas.microsoft.com/office/drawing/2014/chartex" xmlns:cx1="http://schemas.microsoft.com/office/drawing/2015/9/8/chartex" xmlns:cx2="http://schemas.microsoft.com/office/drawing/2015/10/21/chartex" xmlns:cx3="http://schemas.microsoft.com/office/drawing/2016/5/9/chartex" xmlns:cx4="http://schemas.microsoft.com/office/drawing/2016/5/10/chartex" xmlns:cx5="http://schemas.microsoft.com/office/drawing/2016/5/11/chartex" xmlns:cx6="http://schemas.microsoft.com/office/drawing/2016/5/12/chartex" xmlns:cx7="http://schemas.microsoft.com/office/drawing/2016/5/13/chartex" xmlns:cx8="http://schemas.microsoft.com/office/drawing/2016/5/14/chartex" xmlns:mc="http://schemas.openxmlformats.org/markup-compatibility/2006" xmlns:aink="http://schemas.microsoft.com/office/drawing/2016/ink" xmlns:am3d="http://schemas.microsoft.com/office/drawing/2017/model3d" xmlns:o="urn:schemas-microsoft-com:office:office" xmlns:r="http://schemas.openxmlformats.org/officeDocument/2006/relationships" xmlns:m="http://schemas.openxmlformats.org/officeDocument/2006/math" xmlns:v="urn:schemas-microsoft-com:vml" xmlns:wp14="http://schemas.microsoft.com/office/word/2010/wordprocessingDrawing" xmlns:wp="http://schemas.openxmlformats.org/drawingml/2006/wordprocessingDrawing" xmlns:w10="urn:schemas-microsoft-com:office:word" xmlns:w="http://schemas.openxmlformats.org/wordprocessingml/2006/main" xmlns:w14="http://schemas.microsoft.com/office/word/2010/wordml" xmlns:w15="http://schemas.microsoft.com/office/word/2012/wordml" xmlns:w16cex="http://schemas.microsoft.com/office/word/2018/wordml/cex" xmlns:w16cid="http://schemas.microsoft.com/office/word/2016/wordml/cid" xmlns:w16="http://schemas.microsoft.com/office/word/2018/wordml" xmlns:w16sdtdh="http://schemas.microsoft.com/office/word/2020/wordml/sdtdatahash" xmlns:w16se="http://schemas.microsoft.com/office/word/2015/wordml/symex" xmlns:wpg="http://schemas.microsoft.com/office/word/2010/wordprocessingGroup" xmlns:wpi="http://schemas.microsoft.com/office/word/2010/wordprocessingInk" xmlns:wne="http://schemas.microsoft.com/office/word/2006/wordml" xmlns:wps="http://schemas.microsoft.com/office/word/2010/wordprocessingShape" mc:Ignorable="w14 w15 w16se w16cid w16 w16cex w16sdtdh wp14">
-  <w:p>
-    <w:pPr>
-      <w:pStyle w:val="Footer"/>
       <w:pBdr>
         <w:top w:val="single" w:sz="4" w:space="8" w:color="4472C4" w:themeColor="accent1"/>
       </w:pBdr>
@@ -167,16 +2582,6 @@
       <w:rPr>
         <w:color w:val="000000" w:themeColor="text1"/>
       </w:rPr>
-    </w:pPr>
-  </w:p>
-</w:ftr>
-</file>
-
-<file path=word/footer3.xml><?xml version="1.0" encoding="utf-8"?>
-<w:ftr xmlns:wpc="http://schemas.microsoft.com/office/word/2010/wordprocessingCanvas" xmlns:cx="http://schemas.microsoft.com/office/drawing/2014/chartex" xmlns:cx1="http://schemas.microsoft.com/office/drawing/2015/9/8/chartex" xmlns:cx2="http://schemas.microsoft.com/office/drawing/2015/10/21/chartex" xmlns:cx3="http://schemas.microsoft.com/office/drawing/2016/5/9/chartex" xmlns:cx4="http://schemas.microsoft.com/office/drawing/2016/5/10/chartex" xmlns:cx5="http://schemas.microsoft.com/office/drawing/2016/5/11/chartex" xmlns:cx6="http://schemas.microsoft.com/office/drawing/2016/5/12/chartex" xmlns:cx7="http://schemas.microsoft.com/office/drawing/2016/5/13/chartex" xmlns:cx8="http://schemas.microsoft.com/office/drawing/2016/5/14/chartex" xmlns:mc="http://schemas.openxmlformats.org/markup-compatibility/2006" xmlns:aink="http://schemas.microsoft.com/office/drawing/2016/ink" xmlns:am3d="http://schemas.microsoft.com/office/drawing/2017/model3d" xmlns:o="urn:schemas-microsoft-com:office:office" xmlns:r="http://schemas.openxmlformats.org/officeDocument/2006/relationships" xmlns:m="http://schemas.openxmlformats.org/officeDocument/2006/math" xmlns:v="urn:schemas-microsoft-com:vml" xmlns:wp14="http://schemas.microsoft.com/office/word/2010/wordprocessingDrawing" xmlns:wp="http://schemas.openxmlformats.org/drawingml/2006/wordprocessingDrawing" xmlns:w10="urn:schemas-microsoft-com:office:word" xmlns:w="http://schemas.openxmlformats.org/wordprocessingml/2006/main" xmlns:w14="http://schemas.microsoft.com/office/word/2010/wordml" xmlns:w15="http://schemas.microsoft.com/office/word/2012/wordml" xmlns:w16cex="http://schemas.microsoft.com/office/word/2018/wordml/cex" xmlns:w16cid="http://schemas.microsoft.com/office/word/2016/wordml/cid" xmlns:w16="http://schemas.microsoft.com/office/word/2018/wordml" xmlns:w16sdtdh="http://schemas.microsoft.com/office/word/2020/wordml/sdtdatahash" xmlns:w16se="http://schemas.microsoft.com/office/word/2015/wordml/symex" xmlns:wpg="http://schemas.microsoft.com/office/word/2010/wordprocessingGroup" xmlns:wpi="http://schemas.microsoft.com/office/word/2010/wordprocessingInk" xmlns:wne="http://schemas.microsoft.com/office/word/2006/wordml" xmlns:wps="http://schemas.microsoft.com/office/word/2010/wordprocessingShape" mc:Ignorable="w14 w15 w16se w16cid w16 w16cex w16sdtdh wp14">
-  <w:p>
-    <w:pPr>
-      <w:pStyle w:val="Footer"/>
     </w:pPr>
   </w:p>
 </w:ftr>
@@ -208,16 +2613,6 @@
 </file>
 
 <file path=word/header1.xml><?xml version="1.0" encoding="utf-8"?>
-<w:hdr xmlns:wpc="http://schemas.microsoft.com/office/word/2010/wordprocessingCanvas" xmlns:cx="http://schemas.microsoft.com/office/drawing/2014/chartex" xmlns:cx1="http://schemas.microsoft.com/office/drawing/2015/9/8/chartex" xmlns:cx2="http://schemas.microsoft.com/office/drawing/2015/10/21/chartex" xmlns:cx3="http://schemas.microsoft.com/office/drawing/2016/5/9/chartex" xmlns:cx4="http://schemas.microsoft.com/office/drawing/2016/5/10/chartex" xmlns:cx5="http://schemas.microsoft.com/office/drawing/2016/5/11/chartex" xmlns:cx6="http://schemas.microsoft.com/office/drawing/2016/5/12/chartex" xmlns:cx7="http://schemas.microsoft.com/office/drawing/2016/5/13/chartex" xmlns:cx8="http://schemas.microsoft.com/office/drawing/2016/5/14/chartex" xmlns:mc="http://schemas.openxmlformats.org/markup-compatibility/2006" xmlns:aink="http://schemas.microsoft.com/office/drawing/2016/ink" xmlns:am3d="http://schemas.microsoft.com/office/drawing/2017/model3d" xmlns:o="urn:schemas-microsoft-com:office:office" xmlns:r="http://schemas.openxmlformats.org/officeDocument/2006/relationships" xmlns:m="http://schemas.openxmlformats.org/officeDocument/2006/math" xmlns:v="urn:schemas-microsoft-com:vml" xmlns:wp14="http://schemas.microsoft.com/office/word/2010/wordprocessingDrawing" xmlns:wp="http://schemas.openxmlformats.org/drawingml/2006/wordprocessingDrawing" xmlns:w10="urn:schemas-microsoft-com:office:word" xmlns:w="http://schemas.openxmlformats.org/wordprocessingml/2006/main" xmlns:w14="http://schemas.microsoft.com/office/word/2010/wordml" xmlns:w15="http://schemas.microsoft.com/office/word/2012/wordml" xmlns:w16cex="http://schemas.microsoft.com/office/word/2018/wordml/cex" xmlns:w16cid="http://schemas.microsoft.com/office/word/2016/wordml/cid" xmlns:w16="http://schemas.microsoft.com/office/word/2018/wordml" xmlns:w16sdtdh="http://schemas.microsoft.com/office/word/2020/wordml/sdtdatahash" xmlns:w16se="http://schemas.microsoft.com/office/word/2015/wordml/symex" xmlns:wpg="http://schemas.microsoft.com/office/word/2010/wordprocessingGroup" xmlns:wpi="http://schemas.microsoft.com/office/word/2010/wordprocessingInk" xmlns:wne="http://schemas.microsoft.com/office/word/2006/wordml" xmlns:wps="http://schemas.microsoft.com/office/word/2010/wordprocessingShape" mc:Ignorable="w14 w15 w16se w16cid w16 w16cex w16sdtdh wp14">
-  <w:p>
-    <w:pPr>
-      <w:pStyle w:val="Header"/>
-    </w:pPr>
-  </w:p>
-</w:hdr>
-</file>
-
-<file path=word/header2.xml><?xml version="1.0" encoding="utf-8"?>
 <w:hdr xmlns:wpc="http://schemas.microsoft.com/office/word/2010/wordprocessingCanvas" xmlns:cx="http://schemas.microsoft.com/office/drawing/2014/chartex" xmlns:cx1="http://schemas.microsoft.com/office/drawing/2015/9/8/chartex" xmlns:cx2="http://schemas.microsoft.com/office/drawing/2015/10/21/chartex" xmlns:cx3="http://schemas.microsoft.com/office/drawing/2016/5/9/chartex" xmlns:cx4="http://schemas.microsoft.com/office/drawing/2016/5/10/chartex" xmlns:cx5="http://schemas.microsoft.com/office/drawing/2016/5/11/chartex" xmlns:cx6="http://schemas.microsoft.com/office/drawing/2016/5/12/chartex" xmlns:cx7="http://schemas.microsoft.com/office/drawing/2016/5/13/chartex" xmlns:cx8="http://schemas.microsoft.com/office/drawing/2016/5/14/chartex" xmlns:mc="http://schemas.openxmlformats.org/markup-compatibility/2006" xmlns:aink="http://schemas.microsoft.com/office/drawing/2016/ink" xmlns:am3d="http://schemas.microsoft.com/office/drawing/2017/model3d" xmlns:o="urn:schemas-microsoft-com:office:office" xmlns:r="http://schemas.openxmlformats.org/officeDocument/2006/relationships" xmlns:m="http://schemas.openxmlformats.org/officeDocument/2006/math" xmlns:v="urn:schemas-microsoft-com:vml" xmlns:wp14="http://schemas.microsoft.com/office/word/2010/wordprocessingDrawing" xmlns:wp="http://schemas.openxmlformats.org/drawingml/2006/wordprocessingDrawing" xmlns:w10="urn:schemas-microsoft-com:office:word" xmlns:w="http://schemas.openxmlformats.org/wordprocessingml/2006/main" xmlns:w14="http://schemas.microsoft.com/office/word/2010/wordml" xmlns:w15="http://schemas.microsoft.com/office/word/2012/wordml" xmlns:w16cex="http://schemas.microsoft.com/office/word/2018/wordml/cex" xmlns:w16cid="http://schemas.microsoft.com/office/word/2016/wordml/cid" xmlns:w16="http://schemas.microsoft.com/office/word/2018/wordml" xmlns:w16sdtdh="http://schemas.microsoft.com/office/word/2020/wordml/sdtdatahash" xmlns:w16se="http://schemas.microsoft.com/office/word/2015/wordml/symex" xmlns:wpg="http://schemas.microsoft.com/office/word/2010/wordprocessingGroup" xmlns:wpi="http://schemas.microsoft.com/office/word/2010/wordprocessingInk" xmlns:wne="http://schemas.microsoft.com/office/word/2006/wordml" xmlns:wps="http://schemas.microsoft.com/office/word/2010/wordprocessingShape" mc:Ignorable="w14 w15 w16se w16cid w16 w16cex w16sdtdh wp14">
   <w:p>
     <w:pPr>
@@ -281,14 +2676,1763 @@
 </w:hdr>
 </file>
 
-<file path=word/header3.xml><?xml version="1.0" encoding="utf-8"?>
-<w:hdr xmlns:wpc="http://schemas.microsoft.com/office/word/2010/wordprocessingCanvas" xmlns:cx="http://schemas.microsoft.com/office/drawing/2014/chartex" xmlns:cx1="http://schemas.microsoft.com/office/drawing/2015/9/8/chartex" xmlns:cx2="http://schemas.microsoft.com/office/drawing/2015/10/21/chartex" xmlns:cx3="http://schemas.microsoft.com/office/drawing/2016/5/9/chartex" xmlns:cx4="http://schemas.microsoft.com/office/drawing/2016/5/10/chartex" xmlns:cx5="http://schemas.microsoft.com/office/drawing/2016/5/11/chartex" xmlns:cx6="http://schemas.microsoft.com/office/drawing/2016/5/12/chartex" xmlns:cx7="http://schemas.microsoft.com/office/drawing/2016/5/13/chartex" xmlns:cx8="http://schemas.microsoft.com/office/drawing/2016/5/14/chartex" xmlns:mc="http://schemas.openxmlformats.org/markup-compatibility/2006" xmlns:aink="http://schemas.microsoft.com/office/drawing/2016/ink" xmlns:am3d="http://schemas.microsoft.com/office/drawing/2017/model3d" xmlns:o="urn:schemas-microsoft-com:office:office" xmlns:r="http://schemas.openxmlformats.org/officeDocument/2006/relationships" xmlns:m="http://schemas.openxmlformats.org/officeDocument/2006/math" xmlns:v="urn:schemas-microsoft-com:vml" xmlns:wp14="http://schemas.microsoft.com/office/word/2010/wordprocessingDrawing" xmlns:wp="http://schemas.openxmlformats.org/drawingml/2006/wordprocessingDrawing" xmlns:w10="urn:schemas-microsoft-com:office:word" xmlns:w="http://schemas.openxmlformats.org/wordprocessingml/2006/main" xmlns:w14="http://schemas.microsoft.com/office/word/2010/wordml" xmlns:w15="http://schemas.microsoft.com/office/word/2012/wordml" xmlns:w16cex="http://schemas.microsoft.com/office/word/2018/wordml/cex" xmlns:w16cid="http://schemas.microsoft.com/office/word/2016/wordml/cid" xmlns:w16="http://schemas.microsoft.com/office/word/2018/wordml" xmlns:w16sdtdh="http://schemas.microsoft.com/office/word/2020/wordml/sdtdatahash" xmlns:w16se="http://schemas.microsoft.com/office/word/2015/wordml/symex" xmlns:wpg="http://schemas.microsoft.com/office/word/2010/wordprocessingGroup" xmlns:wpi="http://schemas.microsoft.com/office/word/2010/wordprocessingInk" xmlns:wne="http://schemas.microsoft.com/office/word/2006/wordml" xmlns:wps="http://schemas.microsoft.com/office/word/2010/wordprocessingShape" mc:Ignorable="w14 w15 w16se w16cid w16 w16cex w16sdtdh wp14">
-  <w:p>
-    <w:pPr>
-      <w:pStyle w:val="Header"/>
-    </w:pPr>
-  </w:p>
-</w:hdr>
+<file path=word/numbering.xml><?xml version="1.0" encoding="utf-8"?>
+<w:numbering xmlns:wpc="http://schemas.microsoft.com/office/word/2010/wordprocessingCanvas" xmlns:cx="http://schemas.microsoft.com/office/drawing/2014/chartex" xmlns:cx1="http://schemas.microsoft.com/office/drawing/2015/9/8/chartex" xmlns:cx2="http://schemas.microsoft.com/office/drawing/2015/10/21/chartex" xmlns:cx3="http://schemas.microsoft.com/office/drawing/2016/5/9/chartex" xmlns:cx4="http://schemas.microsoft.com/office/drawing/2016/5/10/chartex" xmlns:cx5="http://schemas.microsoft.com/office/drawing/2016/5/11/chartex" xmlns:cx6="http://schemas.microsoft.com/office/drawing/2016/5/12/chartex" xmlns:cx7="http://schemas.microsoft.com/office/drawing/2016/5/13/chartex" xmlns:cx8="http://schemas.microsoft.com/office/drawing/2016/5/14/chartex" xmlns:mc="http://schemas.openxmlformats.org/markup-compatibility/2006" xmlns:aink="http://schemas.microsoft.com/office/drawing/2016/ink" xmlns:am3d="http://schemas.microsoft.com/office/drawing/2017/model3d" xmlns:o="urn:schemas-microsoft-com:office:office" xmlns:r="http://schemas.openxmlformats.org/officeDocument/2006/relationships" xmlns:m="http://schemas.openxmlformats.org/officeDocument/2006/math" xmlns:v="urn:schemas-microsoft-com:vml" xmlns:wp14="http://schemas.microsoft.com/office/word/2010/wordprocessingDrawing" xmlns:wp="http://schemas.openxmlformats.org/drawingml/2006/wordprocessingDrawing" xmlns:w10="urn:schemas-microsoft-com:office:word" xmlns:w="http://schemas.openxmlformats.org/wordprocessingml/2006/main" xmlns:w14="http://schemas.microsoft.com/office/word/2010/wordml" xmlns:w15="http://schemas.microsoft.com/office/word/2012/wordml" xmlns:w16cex="http://schemas.microsoft.com/office/word/2018/wordml/cex" xmlns:w16cid="http://schemas.microsoft.com/office/word/2016/wordml/cid" xmlns:w16="http://schemas.microsoft.com/office/word/2018/wordml" xmlns:w16sdtdh="http://schemas.microsoft.com/office/word/2020/wordml/sdtdatahash" xmlns:w16se="http://schemas.microsoft.com/office/word/2015/wordml/symex" xmlns:wpg="http://schemas.microsoft.com/office/word/2010/wordprocessingGroup" xmlns:wpi="http://schemas.microsoft.com/office/word/2010/wordprocessingInk" xmlns:wne="http://schemas.microsoft.com/office/word/2006/wordml" xmlns:wps="http://schemas.microsoft.com/office/word/2010/wordprocessingShape" mc:Ignorable="w14 w15 w16se w16cid w16 w16cex w16sdtdh wp14">
+  <w:abstractNum w:abstractNumId="0" w15:restartNumberingAfterBreak="0">
+    <w:nsid w:val="04B96EAB"/>
+    <w:multiLevelType w:val="hybridMultilevel"/>
+    <w:tmpl w:val="DE54C678"/>
+    <w:lvl w:ilvl="0" w:tplc="66C4FC08">
+      <w:start w:val="1"/>
+      <w:numFmt w:val="bullet"/>
+      <w:pStyle w:val="L"/>
+      <w:lvlText w:val=""/>
+      <w:lvlJc w:val="left"/>
+      <w:pPr>
+        <w:ind w:left="720" w:hanging="360"/>
+      </w:pPr>
+      <w:rPr>
+        <w:rFonts w:ascii="Symbol" w:hAnsi="Symbol" w:hint="default"/>
+      </w:rPr>
+    </w:lvl>
+    <w:lvl w:ilvl="1" w:tplc="40090003" w:tentative="1">
+      <w:start w:val="1"/>
+      <w:numFmt w:val="bullet"/>
+      <w:lvlText w:val="o"/>
+      <w:lvlJc w:val="left"/>
+      <w:pPr>
+        <w:ind w:left="1440" w:hanging="360"/>
+      </w:pPr>
+      <w:rPr>
+        <w:rFonts w:ascii="Courier New" w:hAnsi="Courier New" w:cs="Courier New" w:hint="default"/>
+      </w:rPr>
+    </w:lvl>
+    <w:lvl w:ilvl="2" w:tplc="40090005" w:tentative="1">
+      <w:start w:val="1"/>
+      <w:numFmt w:val="bullet"/>
+      <w:lvlText w:val=""/>
+      <w:lvlJc w:val="left"/>
+      <w:pPr>
+        <w:ind w:left="2160" w:hanging="360"/>
+      </w:pPr>
+      <w:rPr>
+        <w:rFonts w:ascii="Wingdings" w:hAnsi="Wingdings" w:hint="default"/>
+      </w:rPr>
+    </w:lvl>
+    <w:lvl w:ilvl="3" w:tplc="40090001" w:tentative="1">
+      <w:start w:val="1"/>
+      <w:numFmt w:val="bullet"/>
+      <w:lvlText w:val=""/>
+      <w:lvlJc w:val="left"/>
+      <w:pPr>
+        <w:ind w:left="2880" w:hanging="360"/>
+      </w:pPr>
+      <w:rPr>
+        <w:rFonts w:ascii="Symbol" w:hAnsi="Symbol" w:hint="default"/>
+      </w:rPr>
+    </w:lvl>
+    <w:lvl w:ilvl="4" w:tplc="40090003" w:tentative="1">
+      <w:start w:val="1"/>
+      <w:numFmt w:val="bullet"/>
+      <w:lvlText w:val="o"/>
+      <w:lvlJc w:val="left"/>
+      <w:pPr>
+        <w:ind w:left="3600" w:hanging="360"/>
+      </w:pPr>
+      <w:rPr>
+        <w:rFonts w:ascii="Courier New" w:hAnsi="Courier New" w:cs="Courier New" w:hint="default"/>
+      </w:rPr>
+    </w:lvl>
+    <w:lvl w:ilvl="5" w:tplc="40090005" w:tentative="1">
+      <w:start w:val="1"/>
+      <w:numFmt w:val="bullet"/>
+      <w:lvlText w:val=""/>
+      <w:lvlJc w:val="left"/>
+      <w:pPr>
+        <w:ind w:left="4320" w:hanging="360"/>
+      </w:pPr>
+      <w:rPr>
+        <w:rFonts w:ascii="Wingdings" w:hAnsi="Wingdings" w:hint="default"/>
+      </w:rPr>
+    </w:lvl>
+    <w:lvl w:ilvl="6" w:tplc="40090001" w:tentative="1">
+      <w:start w:val="1"/>
+      <w:numFmt w:val="bullet"/>
+      <w:lvlText w:val=""/>
+      <w:lvlJc w:val="left"/>
+      <w:pPr>
+        <w:ind w:left="5040" w:hanging="360"/>
+      </w:pPr>
+      <w:rPr>
+        <w:rFonts w:ascii="Symbol" w:hAnsi="Symbol" w:hint="default"/>
+      </w:rPr>
+    </w:lvl>
+    <w:lvl w:ilvl="7" w:tplc="40090003" w:tentative="1">
+      <w:start w:val="1"/>
+      <w:numFmt w:val="bullet"/>
+      <w:lvlText w:val="o"/>
+      <w:lvlJc w:val="left"/>
+      <w:pPr>
+        <w:ind w:left="5760" w:hanging="360"/>
+      </w:pPr>
+      <w:rPr>
+        <w:rFonts w:ascii="Courier New" w:hAnsi="Courier New" w:cs="Courier New" w:hint="default"/>
+      </w:rPr>
+    </w:lvl>
+    <w:lvl w:ilvl="8" w:tplc="40090005" w:tentative="1">
+      <w:start w:val="1"/>
+      <w:numFmt w:val="bullet"/>
+      <w:lvlText w:val=""/>
+      <w:lvlJc w:val="left"/>
+      <w:pPr>
+        <w:ind w:left="6480" w:hanging="360"/>
+      </w:pPr>
+      <w:rPr>
+        <w:rFonts w:ascii="Wingdings" w:hAnsi="Wingdings" w:hint="default"/>
+      </w:rPr>
+    </w:lvl>
+  </w:abstractNum>
+  <w:abstractNum w:abstractNumId="1" w15:restartNumberingAfterBreak="0">
+    <w:nsid w:val="16E74D36"/>
+    <w:multiLevelType w:val="hybridMultilevel"/>
+    <w:tmpl w:val="C0680352"/>
+    <w:lvl w:ilvl="0" w:tplc="40090001">
+      <w:start w:val="1"/>
+      <w:numFmt w:val="bullet"/>
+      <w:lvlText w:val=""/>
+      <w:lvlJc w:val="left"/>
+      <w:pPr>
+        <w:ind w:left="720" w:hanging="360"/>
+      </w:pPr>
+      <w:rPr>
+        <w:rFonts w:ascii="Symbol" w:hAnsi="Symbol" w:hint="default"/>
+      </w:rPr>
+    </w:lvl>
+    <w:lvl w:ilvl="1" w:tplc="40090003" w:tentative="1">
+      <w:start w:val="1"/>
+      <w:numFmt w:val="bullet"/>
+      <w:lvlText w:val="o"/>
+      <w:lvlJc w:val="left"/>
+      <w:pPr>
+        <w:ind w:left="1440" w:hanging="360"/>
+      </w:pPr>
+      <w:rPr>
+        <w:rFonts w:ascii="Courier New" w:hAnsi="Courier New" w:cs="Courier New" w:hint="default"/>
+      </w:rPr>
+    </w:lvl>
+    <w:lvl w:ilvl="2" w:tplc="40090005" w:tentative="1">
+      <w:start w:val="1"/>
+      <w:numFmt w:val="bullet"/>
+      <w:lvlText w:val=""/>
+      <w:lvlJc w:val="left"/>
+      <w:pPr>
+        <w:ind w:left="2160" w:hanging="360"/>
+      </w:pPr>
+      <w:rPr>
+        <w:rFonts w:ascii="Wingdings" w:hAnsi="Wingdings" w:hint="default"/>
+      </w:rPr>
+    </w:lvl>
+    <w:lvl w:ilvl="3" w:tplc="40090001" w:tentative="1">
+      <w:start w:val="1"/>
+      <w:numFmt w:val="bullet"/>
+      <w:lvlText w:val=""/>
+      <w:lvlJc w:val="left"/>
+      <w:pPr>
+        <w:ind w:left="2880" w:hanging="360"/>
+      </w:pPr>
+      <w:rPr>
+        <w:rFonts w:ascii="Symbol" w:hAnsi="Symbol" w:hint="default"/>
+      </w:rPr>
+    </w:lvl>
+    <w:lvl w:ilvl="4" w:tplc="40090003" w:tentative="1">
+      <w:start w:val="1"/>
+      <w:numFmt w:val="bullet"/>
+      <w:lvlText w:val="o"/>
+      <w:lvlJc w:val="left"/>
+      <w:pPr>
+        <w:ind w:left="3600" w:hanging="360"/>
+      </w:pPr>
+      <w:rPr>
+        <w:rFonts w:ascii="Courier New" w:hAnsi="Courier New" w:cs="Courier New" w:hint="default"/>
+      </w:rPr>
+    </w:lvl>
+    <w:lvl w:ilvl="5" w:tplc="40090005" w:tentative="1">
+      <w:start w:val="1"/>
+      <w:numFmt w:val="bullet"/>
+      <w:lvlText w:val=""/>
+      <w:lvlJc w:val="left"/>
+      <w:pPr>
+        <w:ind w:left="4320" w:hanging="360"/>
+      </w:pPr>
+      <w:rPr>
+        <w:rFonts w:ascii="Wingdings" w:hAnsi="Wingdings" w:hint="default"/>
+      </w:rPr>
+    </w:lvl>
+    <w:lvl w:ilvl="6" w:tplc="40090001" w:tentative="1">
+      <w:start w:val="1"/>
+      <w:numFmt w:val="bullet"/>
+      <w:lvlText w:val=""/>
+      <w:lvlJc w:val="left"/>
+      <w:pPr>
+        <w:ind w:left="5040" w:hanging="360"/>
+      </w:pPr>
+      <w:rPr>
+        <w:rFonts w:ascii="Symbol" w:hAnsi="Symbol" w:hint="default"/>
+      </w:rPr>
+    </w:lvl>
+    <w:lvl w:ilvl="7" w:tplc="40090003" w:tentative="1">
+      <w:start w:val="1"/>
+      <w:numFmt w:val="bullet"/>
+      <w:lvlText w:val="o"/>
+      <w:lvlJc w:val="left"/>
+      <w:pPr>
+        <w:ind w:left="5760" w:hanging="360"/>
+      </w:pPr>
+      <w:rPr>
+        <w:rFonts w:ascii="Courier New" w:hAnsi="Courier New" w:cs="Courier New" w:hint="default"/>
+      </w:rPr>
+    </w:lvl>
+    <w:lvl w:ilvl="8" w:tplc="40090005" w:tentative="1">
+      <w:start w:val="1"/>
+      <w:numFmt w:val="bullet"/>
+      <w:lvlText w:val=""/>
+      <w:lvlJc w:val="left"/>
+      <w:pPr>
+        <w:ind w:left="6480" w:hanging="360"/>
+      </w:pPr>
+      <w:rPr>
+        <w:rFonts w:ascii="Wingdings" w:hAnsi="Wingdings" w:hint="default"/>
+      </w:rPr>
+    </w:lvl>
+  </w:abstractNum>
+  <w:abstractNum w:abstractNumId="2" w15:restartNumberingAfterBreak="0">
+    <w:nsid w:val="17DF00AC"/>
+    <w:multiLevelType w:val="multilevel"/>
+    <w:tmpl w:val="F0301B64"/>
+    <w:lvl w:ilvl="0">
+      <w:start w:val="1"/>
+      <w:numFmt w:val="decimal"/>
+      <w:lvlText w:val="%1."/>
+      <w:lvlJc w:val="left"/>
+      <w:pPr>
+        <w:tabs>
+          <w:tab w:val="num" w:pos="720"/>
+        </w:tabs>
+        <w:ind w:left="720" w:hanging="360"/>
+      </w:pPr>
+    </w:lvl>
+    <w:lvl w:ilvl="1" w:tentative="1">
+      <w:start w:val="1"/>
+      <w:numFmt w:val="decimal"/>
+      <w:lvlText w:val="%2."/>
+      <w:lvlJc w:val="left"/>
+      <w:pPr>
+        <w:tabs>
+          <w:tab w:val="num" w:pos="1440"/>
+        </w:tabs>
+        <w:ind w:left="1440" w:hanging="360"/>
+      </w:pPr>
+    </w:lvl>
+    <w:lvl w:ilvl="2" w:tentative="1">
+      <w:start w:val="1"/>
+      <w:numFmt w:val="decimal"/>
+      <w:lvlText w:val="%3."/>
+      <w:lvlJc w:val="left"/>
+      <w:pPr>
+        <w:tabs>
+          <w:tab w:val="num" w:pos="2160"/>
+        </w:tabs>
+        <w:ind w:left="2160" w:hanging="360"/>
+      </w:pPr>
+    </w:lvl>
+    <w:lvl w:ilvl="3" w:tentative="1">
+      <w:start w:val="1"/>
+      <w:numFmt w:val="decimal"/>
+      <w:lvlText w:val="%4."/>
+      <w:lvlJc w:val="left"/>
+      <w:pPr>
+        <w:tabs>
+          <w:tab w:val="num" w:pos="2880"/>
+        </w:tabs>
+        <w:ind w:left="2880" w:hanging="360"/>
+      </w:pPr>
+    </w:lvl>
+    <w:lvl w:ilvl="4" w:tentative="1">
+      <w:start w:val="1"/>
+      <w:numFmt w:val="decimal"/>
+      <w:lvlText w:val="%5."/>
+      <w:lvlJc w:val="left"/>
+      <w:pPr>
+        <w:tabs>
+          <w:tab w:val="num" w:pos="3600"/>
+        </w:tabs>
+        <w:ind w:left="3600" w:hanging="360"/>
+      </w:pPr>
+    </w:lvl>
+    <w:lvl w:ilvl="5" w:tentative="1">
+      <w:start w:val="1"/>
+      <w:numFmt w:val="decimal"/>
+      <w:lvlText w:val="%6."/>
+      <w:lvlJc w:val="left"/>
+      <w:pPr>
+        <w:tabs>
+          <w:tab w:val="num" w:pos="4320"/>
+        </w:tabs>
+        <w:ind w:left="4320" w:hanging="360"/>
+      </w:pPr>
+    </w:lvl>
+    <w:lvl w:ilvl="6" w:tentative="1">
+      <w:start w:val="1"/>
+      <w:numFmt w:val="decimal"/>
+      <w:lvlText w:val="%7."/>
+      <w:lvlJc w:val="left"/>
+      <w:pPr>
+        <w:tabs>
+          <w:tab w:val="num" w:pos="5040"/>
+        </w:tabs>
+        <w:ind w:left="5040" w:hanging="360"/>
+      </w:pPr>
+    </w:lvl>
+    <w:lvl w:ilvl="7" w:tentative="1">
+      <w:start w:val="1"/>
+      <w:numFmt w:val="decimal"/>
+      <w:lvlText w:val="%8."/>
+      <w:lvlJc w:val="left"/>
+      <w:pPr>
+        <w:tabs>
+          <w:tab w:val="num" w:pos="5760"/>
+        </w:tabs>
+        <w:ind w:left="5760" w:hanging="360"/>
+      </w:pPr>
+    </w:lvl>
+    <w:lvl w:ilvl="8" w:tentative="1">
+      <w:start w:val="1"/>
+      <w:numFmt w:val="decimal"/>
+      <w:lvlText w:val="%9."/>
+      <w:lvlJc w:val="left"/>
+      <w:pPr>
+        <w:tabs>
+          <w:tab w:val="num" w:pos="6480"/>
+        </w:tabs>
+        <w:ind w:left="6480" w:hanging="360"/>
+      </w:pPr>
+    </w:lvl>
+  </w:abstractNum>
+  <w:abstractNum w:abstractNumId="3" w15:restartNumberingAfterBreak="0">
+    <w:nsid w:val="182D3BF6"/>
+    <w:multiLevelType w:val="hybridMultilevel"/>
+    <w:tmpl w:val="9C562C20"/>
+    <w:lvl w:ilvl="0" w:tplc="40090011">
+      <w:start w:val="1"/>
+      <w:numFmt w:val="decimal"/>
+      <w:lvlText w:val="%1)"/>
+      <w:lvlJc w:val="left"/>
+      <w:pPr>
+        <w:ind w:left="720" w:hanging="360"/>
+      </w:pPr>
+      <w:rPr>
+        <w:rFonts w:hint="default"/>
+      </w:rPr>
+    </w:lvl>
+    <w:lvl w:ilvl="1" w:tplc="40090019" w:tentative="1">
+      <w:start w:val="1"/>
+      <w:numFmt w:val="lowerLetter"/>
+      <w:lvlText w:val="%2."/>
+      <w:lvlJc w:val="left"/>
+      <w:pPr>
+        <w:ind w:left="1440" w:hanging="360"/>
+      </w:pPr>
+    </w:lvl>
+    <w:lvl w:ilvl="2" w:tplc="4009001B" w:tentative="1">
+      <w:start w:val="1"/>
+      <w:numFmt w:val="lowerRoman"/>
+      <w:lvlText w:val="%3."/>
+      <w:lvlJc w:val="right"/>
+      <w:pPr>
+        <w:ind w:left="2160" w:hanging="180"/>
+      </w:pPr>
+    </w:lvl>
+    <w:lvl w:ilvl="3" w:tplc="4009000F" w:tentative="1">
+      <w:start w:val="1"/>
+      <w:numFmt w:val="decimal"/>
+      <w:lvlText w:val="%4."/>
+      <w:lvlJc w:val="left"/>
+      <w:pPr>
+        <w:ind w:left="2880" w:hanging="360"/>
+      </w:pPr>
+    </w:lvl>
+    <w:lvl w:ilvl="4" w:tplc="40090019" w:tentative="1">
+      <w:start w:val="1"/>
+      <w:numFmt w:val="lowerLetter"/>
+      <w:lvlText w:val="%5."/>
+      <w:lvlJc w:val="left"/>
+      <w:pPr>
+        <w:ind w:left="3600" w:hanging="360"/>
+      </w:pPr>
+    </w:lvl>
+    <w:lvl w:ilvl="5" w:tplc="4009001B" w:tentative="1">
+      <w:start w:val="1"/>
+      <w:numFmt w:val="lowerRoman"/>
+      <w:lvlText w:val="%6."/>
+      <w:lvlJc w:val="right"/>
+      <w:pPr>
+        <w:ind w:left="4320" w:hanging="180"/>
+      </w:pPr>
+    </w:lvl>
+    <w:lvl w:ilvl="6" w:tplc="4009000F" w:tentative="1">
+      <w:start w:val="1"/>
+      <w:numFmt w:val="decimal"/>
+      <w:lvlText w:val="%7."/>
+      <w:lvlJc w:val="left"/>
+      <w:pPr>
+        <w:ind w:left="5040" w:hanging="360"/>
+      </w:pPr>
+    </w:lvl>
+    <w:lvl w:ilvl="7" w:tplc="40090019" w:tentative="1">
+      <w:start w:val="1"/>
+      <w:numFmt w:val="lowerLetter"/>
+      <w:lvlText w:val="%8."/>
+      <w:lvlJc w:val="left"/>
+      <w:pPr>
+        <w:ind w:left="5760" w:hanging="360"/>
+      </w:pPr>
+    </w:lvl>
+    <w:lvl w:ilvl="8" w:tplc="4009001B" w:tentative="1">
+      <w:start w:val="1"/>
+      <w:numFmt w:val="lowerRoman"/>
+      <w:lvlText w:val="%9."/>
+      <w:lvlJc w:val="right"/>
+      <w:pPr>
+        <w:ind w:left="6480" w:hanging="180"/>
+      </w:pPr>
+    </w:lvl>
+  </w:abstractNum>
+  <w:abstractNum w:abstractNumId="4" w15:restartNumberingAfterBreak="0">
+    <w:nsid w:val="18DC67FE"/>
+    <w:multiLevelType w:val="multilevel"/>
+    <w:tmpl w:val="B0EE07A2"/>
+    <w:lvl w:ilvl="0">
+      <w:start w:val="1"/>
+      <w:numFmt w:val="bullet"/>
+      <w:lvlText w:val=""/>
+      <w:lvlJc w:val="left"/>
+      <w:pPr>
+        <w:tabs>
+          <w:tab w:val="num" w:pos="720"/>
+        </w:tabs>
+        <w:ind w:left="720" w:hanging="360"/>
+      </w:pPr>
+      <w:rPr>
+        <w:rFonts w:ascii="Symbol" w:hAnsi="Symbol" w:hint="default"/>
+        <w:sz w:val="20"/>
+      </w:rPr>
+    </w:lvl>
+    <w:lvl w:ilvl="1" w:tentative="1">
+      <w:start w:val="1"/>
+      <w:numFmt w:val="bullet"/>
+      <w:lvlText w:val="o"/>
+      <w:lvlJc w:val="left"/>
+      <w:pPr>
+        <w:tabs>
+          <w:tab w:val="num" w:pos="1440"/>
+        </w:tabs>
+        <w:ind w:left="1440" w:hanging="360"/>
+      </w:pPr>
+      <w:rPr>
+        <w:rFonts w:ascii="Courier New" w:hAnsi="Courier New" w:hint="default"/>
+        <w:sz w:val="20"/>
+      </w:rPr>
+    </w:lvl>
+    <w:lvl w:ilvl="2" w:tentative="1">
+      <w:start w:val="1"/>
+      <w:numFmt w:val="bullet"/>
+      <w:lvlText w:val=""/>
+      <w:lvlJc w:val="left"/>
+      <w:pPr>
+        <w:tabs>
+          <w:tab w:val="num" w:pos="2160"/>
+        </w:tabs>
+        <w:ind w:left="2160" w:hanging="360"/>
+      </w:pPr>
+      <w:rPr>
+        <w:rFonts w:ascii="Wingdings" w:hAnsi="Wingdings" w:hint="default"/>
+        <w:sz w:val="20"/>
+      </w:rPr>
+    </w:lvl>
+    <w:lvl w:ilvl="3" w:tentative="1">
+      <w:start w:val="1"/>
+      <w:numFmt w:val="bullet"/>
+      <w:lvlText w:val=""/>
+      <w:lvlJc w:val="left"/>
+      <w:pPr>
+        <w:tabs>
+          <w:tab w:val="num" w:pos="2880"/>
+        </w:tabs>
+        <w:ind w:left="2880" w:hanging="360"/>
+      </w:pPr>
+      <w:rPr>
+        <w:rFonts w:ascii="Wingdings" w:hAnsi="Wingdings" w:hint="default"/>
+        <w:sz w:val="20"/>
+      </w:rPr>
+    </w:lvl>
+    <w:lvl w:ilvl="4" w:tentative="1">
+      <w:start w:val="1"/>
+      <w:numFmt w:val="bullet"/>
+      <w:lvlText w:val=""/>
+      <w:lvlJc w:val="left"/>
+      <w:pPr>
+        <w:tabs>
+          <w:tab w:val="num" w:pos="3600"/>
+        </w:tabs>
+        <w:ind w:left="3600" w:hanging="360"/>
+      </w:pPr>
+      <w:rPr>
+        <w:rFonts w:ascii="Wingdings" w:hAnsi="Wingdings" w:hint="default"/>
+        <w:sz w:val="20"/>
+      </w:rPr>
+    </w:lvl>
+    <w:lvl w:ilvl="5" w:tentative="1">
+      <w:start w:val="1"/>
+      <w:numFmt w:val="bullet"/>
+      <w:lvlText w:val=""/>
+      <w:lvlJc w:val="left"/>
+      <w:pPr>
+        <w:tabs>
+          <w:tab w:val="num" w:pos="4320"/>
+        </w:tabs>
+        <w:ind w:left="4320" w:hanging="360"/>
+      </w:pPr>
+      <w:rPr>
+        <w:rFonts w:ascii="Wingdings" w:hAnsi="Wingdings" w:hint="default"/>
+        <w:sz w:val="20"/>
+      </w:rPr>
+    </w:lvl>
+    <w:lvl w:ilvl="6" w:tentative="1">
+      <w:start w:val="1"/>
+      <w:numFmt w:val="bullet"/>
+      <w:lvlText w:val=""/>
+      <w:lvlJc w:val="left"/>
+      <w:pPr>
+        <w:tabs>
+          <w:tab w:val="num" w:pos="5040"/>
+        </w:tabs>
+        <w:ind w:left="5040" w:hanging="360"/>
+      </w:pPr>
+      <w:rPr>
+        <w:rFonts w:ascii="Wingdings" w:hAnsi="Wingdings" w:hint="default"/>
+        <w:sz w:val="20"/>
+      </w:rPr>
+    </w:lvl>
+    <w:lvl w:ilvl="7" w:tentative="1">
+      <w:start w:val="1"/>
+      <w:numFmt w:val="bullet"/>
+      <w:lvlText w:val=""/>
+      <w:lvlJc w:val="left"/>
+      <w:pPr>
+        <w:tabs>
+          <w:tab w:val="num" w:pos="5760"/>
+        </w:tabs>
+        <w:ind w:left="5760" w:hanging="360"/>
+      </w:pPr>
+      <w:rPr>
+        <w:rFonts w:ascii="Wingdings" w:hAnsi="Wingdings" w:hint="default"/>
+        <w:sz w:val="20"/>
+      </w:rPr>
+    </w:lvl>
+    <w:lvl w:ilvl="8" w:tentative="1">
+      <w:start w:val="1"/>
+      <w:numFmt w:val="bullet"/>
+      <w:lvlText w:val=""/>
+      <w:lvlJc w:val="left"/>
+      <w:pPr>
+        <w:tabs>
+          <w:tab w:val="num" w:pos="6480"/>
+        </w:tabs>
+        <w:ind w:left="6480" w:hanging="360"/>
+      </w:pPr>
+      <w:rPr>
+        <w:rFonts w:ascii="Wingdings" w:hAnsi="Wingdings" w:hint="default"/>
+        <w:sz w:val="20"/>
+      </w:rPr>
+    </w:lvl>
+  </w:abstractNum>
+  <w:abstractNum w:abstractNumId="5" w15:restartNumberingAfterBreak="0">
+    <w:nsid w:val="1D171FD1"/>
+    <w:multiLevelType w:val="multilevel"/>
+    <w:tmpl w:val="BB206E78"/>
+    <w:lvl w:ilvl="0">
+      <w:start w:val="1"/>
+      <w:numFmt w:val="decimal"/>
+      <w:lvlText w:val="%1."/>
+      <w:lvlJc w:val="left"/>
+      <w:pPr>
+        <w:tabs>
+          <w:tab w:val="num" w:pos="720"/>
+        </w:tabs>
+        <w:ind w:left="720" w:hanging="360"/>
+      </w:pPr>
+    </w:lvl>
+    <w:lvl w:ilvl="1" w:tentative="1">
+      <w:start w:val="1"/>
+      <w:numFmt w:val="decimal"/>
+      <w:lvlText w:val="%2."/>
+      <w:lvlJc w:val="left"/>
+      <w:pPr>
+        <w:tabs>
+          <w:tab w:val="num" w:pos="1440"/>
+        </w:tabs>
+        <w:ind w:left="1440" w:hanging="360"/>
+      </w:pPr>
+    </w:lvl>
+    <w:lvl w:ilvl="2" w:tentative="1">
+      <w:start w:val="1"/>
+      <w:numFmt w:val="decimal"/>
+      <w:lvlText w:val="%3."/>
+      <w:lvlJc w:val="left"/>
+      <w:pPr>
+        <w:tabs>
+          <w:tab w:val="num" w:pos="2160"/>
+        </w:tabs>
+        <w:ind w:left="2160" w:hanging="360"/>
+      </w:pPr>
+    </w:lvl>
+    <w:lvl w:ilvl="3" w:tentative="1">
+      <w:start w:val="1"/>
+      <w:numFmt w:val="decimal"/>
+      <w:lvlText w:val="%4."/>
+      <w:lvlJc w:val="left"/>
+      <w:pPr>
+        <w:tabs>
+          <w:tab w:val="num" w:pos="2880"/>
+        </w:tabs>
+        <w:ind w:left="2880" w:hanging="360"/>
+      </w:pPr>
+    </w:lvl>
+    <w:lvl w:ilvl="4" w:tentative="1">
+      <w:start w:val="1"/>
+      <w:numFmt w:val="decimal"/>
+      <w:lvlText w:val="%5."/>
+      <w:lvlJc w:val="left"/>
+      <w:pPr>
+        <w:tabs>
+          <w:tab w:val="num" w:pos="3600"/>
+        </w:tabs>
+        <w:ind w:left="3600" w:hanging="360"/>
+      </w:pPr>
+    </w:lvl>
+    <w:lvl w:ilvl="5" w:tentative="1">
+      <w:start w:val="1"/>
+      <w:numFmt w:val="decimal"/>
+      <w:lvlText w:val="%6."/>
+      <w:lvlJc w:val="left"/>
+      <w:pPr>
+        <w:tabs>
+          <w:tab w:val="num" w:pos="4320"/>
+        </w:tabs>
+        <w:ind w:left="4320" w:hanging="360"/>
+      </w:pPr>
+    </w:lvl>
+    <w:lvl w:ilvl="6" w:tentative="1">
+      <w:start w:val="1"/>
+      <w:numFmt w:val="decimal"/>
+      <w:lvlText w:val="%7."/>
+      <w:lvlJc w:val="left"/>
+      <w:pPr>
+        <w:tabs>
+          <w:tab w:val="num" w:pos="5040"/>
+        </w:tabs>
+        <w:ind w:left="5040" w:hanging="360"/>
+      </w:pPr>
+    </w:lvl>
+    <w:lvl w:ilvl="7" w:tentative="1">
+      <w:start w:val="1"/>
+      <w:numFmt w:val="decimal"/>
+      <w:lvlText w:val="%8."/>
+      <w:lvlJc w:val="left"/>
+      <w:pPr>
+        <w:tabs>
+          <w:tab w:val="num" w:pos="5760"/>
+        </w:tabs>
+        <w:ind w:left="5760" w:hanging="360"/>
+      </w:pPr>
+    </w:lvl>
+    <w:lvl w:ilvl="8" w:tentative="1">
+      <w:start w:val="1"/>
+      <w:numFmt w:val="decimal"/>
+      <w:lvlText w:val="%9."/>
+      <w:lvlJc w:val="left"/>
+      <w:pPr>
+        <w:tabs>
+          <w:tab w:val="num" w:pos="6480"/>
+        </w:tabs>
+        <w:ind w:left="6480" w:hanging="360"/>
+      </w:pPr>
+    </w:lvl>
+  </w:abstractNum>
+  <w:abstractNum w:abstractNumId="6" w15:restartNumberingAfterBreak="0">
+    <w:nsid w:val="294504B2"/>
+    <w:multiLevelType w:val="multilevel"/>
+    <w:tmpl w:val="8638815A"/>
+    <w:lvl w:ilvl="0">
+      <w:start w:val="1"/>
+      <w:numFmt w:val="bullet"/>
+      <w:lvlText w:val=""/>
+      <w:lvlJc w:val="left"/>
+      <w:pPr>
+        <w:tabs>
+          <w:tab w:val="num" w:pos="720"/>
+        </w:tabs>
+        <w:ind w:left="720" w:hanging="360"/>
+      </w:pPr>
+      <w:rPr>
+        <w:rFonts w:ascii="Symbol" w:hAnsi="Symbol" w:hint="default"/>
+        <w:sz w:val="20"/>
+      </w:rPr>
+    </w:lvl>
+    <w:lvl w:ilvl="1" w:tentative="1">
+      <w:start w:val="1"/>
+      <w:numFmt w:val="bullet"/>
+      <w:lvlText w:val="o"/>
+      <w:lvlJc w:val="left"/>
+      <w:pPr>
+        <w:tabs>
+          <w:tab w:val="num" w:pos="1440"/>
+        </w:tabs>
+        <w:ind w:left="1440" w:hanging="360"/>
+      </w:pPr>
+      <w:rPr>
+        <w:rFonts w:ascii="Courier New" w:hAnsi="Courier New" w:hint="default"/>
+        <w:sz w:val="20"/>
+      </w:rPr>
+    </w:lvl>
+    <w:lvl w:ilvl="2" w:tentative="1">
+      <w:start w:val="1"/>
+      <w:numFmt w:val="bullet"/>
+      <w:lvlText w:val=""/>
+      <w:lvlJc w:val="left"/>
+      <w:pPr>
+        <w:tabs>
+          <w:tab w:val="num" w:pos="2160"/>
+        </w:tabs>
+        <w:ind w:left="2160" w:hanging="360"/>
+      </w:pPr>
+      <w:rPr>
+        <w:rFonts w:ascii="Wingdings" w:hAnsi="Wingdings" w:hint="default"/>
+        <w:sz w:val="20"/>
+      </w:rPr>
+    </w:lvl>
+    <w:lvl w:ilvl="3" w:tentative="1">
+      <w:start w:val="1"/>
+      <w:numFmt w:val="bullet"/>
+      <w:lvlText w:val=""/>
+      <w:lvlJc w:val="left"/>
+      <w:pPr>
+        <w:tabs>
+          <w:tab w:val="num" w:pos="2880"/>
+        </w:tabs>
+        <w:ind w:left="2880" w:hanging="360"/>
+      </w:pPr>
+      <w:rPr>
+        <w:rFonts w:ascii="Wingdings" w:hAnsi="Wingdings" w:hint="default"/>
+        <w:sz w:val="20"/>
+      </w:rPr>
+    </w:lvl>
+    <w:lvl w:ilvl="4" w:tentative="1">
+      <w:start w:val="1"/>
+      <w:numFmt w:val="bullet"/>
+      <w:lvlText w:val=""/>
+      <w:lvlJc w:val="left"/>
+      <w:pPr>
+        <w:tabs>
+          <w:tab w:val="num" w:pos="3600"/>
+        </w:tabs>
+        <w:ind w:left="3600" w:hanging="360"/>
+      </w:pPr>
+      <w:rPr>
+        <w:rFonts w:ascii="Wingdings" w:hAnsi="Wingdings" w:hint="default"/>
+        <w:sz w:val="20"/>
+      </w:rPr>
+    </w:lvl>
+    <w:lvl w:ilvl="5" w:tentative="1">
+      <w:start w:val="1"/>
+      <w:numFmt w:val="bullet"/>
+      <w:lvlText w:val=""/>
+      <w:lvlJc w:val="left"/>
+      <w:pPr>
+        <w:tabs>
+          <w:tab w:val="num" w:pos="4320"/>
+        </w:tabs>
+        <w:ind w:left="4320" w:hanging="360"/>
+      </w:pPr>
+      <w:rPr>
+        <w:rFonts w:ascii="Wingdings" w:hAnsi="Wingdings" w:hint="default"/>
+        <w:sz w:val="20"/>
+      </w:rPr>
+    </w:lvl>
+    <w:lvl w:ilvl="6" w:tentative="1">
+      <w:start w:val="1"/>
+      <w:numFmt w:val="bullet"/>
+      <w:lvlText w:val=""/>
+      <w:lvlJc w:val="left"/>
+      <w:pPr>
+        <w:tabs>
+          <w:tab w:val="num" w:pos="5040"/>
+        </w:tabs>
+        <w:ind w:left="5040" w:hanging="360"/>
+      </w:pPr>
+      <w:rPr>
+        <w:rFonts w:ascii="Wingdings" w:hAnsi="Wingdings" w:hint="default"/>
+        <w:sz w:val="20"/>
+      </w:rPr>
+    </w:lvl>
+    <w:lvl w:ilvl="7" w:tentative="1">
+      <w:start w:val="1"/>
+      <w:numFmt w:val="bullet"/>
+      <w:lvlText w:val=""/>
+      <w:lvlJc w:val="left"/>
+      <w:pPr>
+        <w:tabs>
+          <w:tab w:val="num" w:pos="5760"/>
+        </w:tabs>
+        <w:ind w:left="5760" w:hanging="360"/>
+      </w:pPr>
+      <w:rPr>
+        <w:rFonts w:ascii="Wingdings" w:hAnsi="Wingdings" w:hint="default"/>
+        <w:sz w:val="20"/>
+      </w:rPr>
+    </w:lvl>
+    <w:lvl w:ilvl="8" w:tentative="1">
+      <w:start w:val="1"/>
+      <w:numFmt w:val="bullet"/>
+      <w:lvlText w:val=""/>
+      <w:lvlJc w:val="left"/>
+      <w:pPr>
+        <w:tabs>
+          <w:tab w:val="num" w:pos="6480"/>
+        </w:tabs>
+        <w:ind w:left="6480" w:hanging="360"/>
+      </w:pPr>
+      <w:rPr>
+        <w:rFonts w:ascii="Wingdings" w:hAnsi="Wingdings" w:hint="default"/>
+        <w:sz w:val="20"/>
+      </w:rPr>
+    </w:lvl>
+  </w:abstractNum>
+  <w:abstractNum w:abstractNumId="7" w15:restartNumberingAfterBreak="0">
+    <w:nsid w:val="2C4F0197"/>
+    <w:multiLevelType w:val="hybridMultilevel"/>
+    <w:tmpl w:val="368E62B8"/>
+    <w:lvl w:ilvl="0" w:tplc="4009000F">
+      <w:start w:val="1"/>
+      <w:numFmt w:val="decimal"/>
+      <w:lvlText w:val="%1."/>
+      <w:lvlJc w:val="left"/>
+      <w:pPr>
+        <w:ind w:left="720" w:hanging="360"/>
+      </w:pPr>
+    </w:lvl>
+    <w:lvl w:ilvl="1" w:tplc="40090019" w:tentative="1">
+      <w:start w:val="1"/>
+      <w:numFmt w:val="lowerLetter"/>
+      <w:lvlText w:val="%2."/>
+      <w:lvlJc w:val="left"/>
+      <w:pPr>
+        <w:ind w:left="1440" w:hanging="360"/>
+      </w:pPr>
+    </w:lvl>
+    <w:lvl w:ilvl="2" w:tplc="4009001B" w:tentative="1">
+      <w:start w:val="1"/>
+      <w:numFmt w:val="lowerRoman"/>
+      <w:lvlText w:val="%3."/>
+      <w:lvlJc w:val="right"/>
+      <w:pPr>
+        <w:ind w:left="2160" w:hanging="180"/>
+      </w:pPr>
+    </w:lvl>
+    <w:lvl w:ilvl="3" w:tplc="4009000F" w:tentative="1">
+      <w:start w:val="1"/>
+      <w:numFmt w:val="decimal"/>
+      <w:lvlText w:val="%4."/>
+      <w:lvlJc w:val="left"/>
+      <w:pPr>
+        <w:ind w:left="2880" w:hanging="360"/>
+      </w:pPr>
+    </w:lvl>
+    <w:lvl w:ilvl="4" w:tplc="40090019" w:tentative="1">
+      <w:start w:val="1"/>
+      <w:numFmt w:val="lowerLetter"/>
+      <w:lvlText w:val="%5."/>
+      <w:lvlJc w:val="left"/>
+      <w:pPr>
+        <w:ind w:left="3600" w:hanging="360"/>
+      </w:pPr>
+    </w:lvl>
+    <w:lvl w:ilvl="5" w:tplc="4009001B" w:tentative="1">
+      <w:start w:val="1"/>
+      <w:numFmt w:val="lowerRoman"/>
+      <w:lvlText w:val="%6."/>
+      <w:lvlJc w:val="right"/>
+      <w:pPr>
+        <w:ind w:left="4320" w:hanging="180"/>
+      </w:pPr>
+    </w:lvl>
+    <w:lvl w:ilvl="6" w:tplc="4009000F" w:tentative="1">
+      <w:start w:val="1"/>
+      <w:numFmt w:val="decimal"/>
+      <w:lvlText w:val="%7."/>
+      <w:lvlJc w:val="left"/>
+      <w:pPr>
+        <w:ind w:left="5040" w:hanging="360"/>
+      </w:pPr>
+    </w:lvl>
+    <w:lvl w:ilvl="7" w:tplc="40090019" w:tentative="1">
+      <w:start w:val="1"/>
+      <w:numFmt w:val="lowerLetter"/>
+      <w:lvlText w:val="%8."/>
+      <w:lvlJc w:val="left"/>
+      <w:pPr>
+        <w:ind w:left="5760" w:hanging="360"/>
+      </w:pPr>
+    </w:lvl>
+    <w:lvl w:ilvl="8" w:tplc="4009001B" w:tentative="1">
+      <w:start w:val="1"/>
+      <w:numFmt w:val="lowerRoman"/>
+      <w:lvlText w:val="%9."/>
+      <w:lvlJc w:val="right"/>
+      <w:pPr>
+        <w:ind w:left="6480" w:hanging="180"/>
+      </w:pPr>
+    </w:lvl>
+  </w:abstractNum>
+  <w:abstractNum w:abstractNumId="8" w15:restartNumberingAfterBreak="0">
+    <w:nsid w:val="332D7919"/>
+    <w:multiLevelType w:val="multilevel"/>
+    <w:tmpl w:val="E94CB808"/>
+    <w:lvl w:ilvl="0">
+      <w:start w:val="1"/>
+      <w:numFmt w:val="bullet"/>
+      <w:lvlText w:val=""/>
+      <w:lvlJc w:val="left"/>
+      <w:pPr>
+        <w:tabs>
+          <w:tab w:val="num" w:pos="720"/>
+        </w:tabs>
+        <w:ind w:left="720" w:hanging="360"/>
+      </w:pPr>
+      <w:rPr>
+        <w:rFonts w:ascii="Symbol" w:hAnsi="Symbol" w:hint="default"/>
+        <w:sz w:val="20"/>
+      </w:rPr>
+    </w:lvl>
+    <w:lvl w:ilvl="1" w:tentative="1">
+      <w:start w:val="1"/>
+      <w:numFmt w:val="bullet"/>
+      <w:lvlText w:val="o"/>
+      <w:lvlJc w:val="left"/>
+      <w:pPr>
+        <w:tabs>
+          <w:tab w:val="num" w:pos="1440"/>
+        </w:tabs>
+        <w:ind w:left="1440" w:hanging="360"/>
+      </w:pPr>
+      <w:rPr>
+        <w:rFonts w:ascii="Courier New" w:hAnsi="Courier New" w:hint="default"/>
+        <w:sz w:val="20"/>
+      </w:rPr>
+    </w:lvl>
+    <w:lvl w:ilvl="2" w:tentative="1">
+      <w:start w:val="1"/>
+      <w:numFmt w:val="bullet"/>
+      <w:lvlText w:val=""/>
+      <w:lvlJc w:val="left"/>
+      <w:pPr>
+        <w:tabs>
+          <w:tab w:val="num" w:pos="2160"/>
+        </w:tabs>
+        <w:ind w:left="2160" w:hanging="360"/>
+      </w:pPr>
+      <w:rPr>
+        <w:rFonts w:ascii="Wingdings" w:hAnsi="Wingdings" w:hint="default"/>
+        <w:sz w:val="20"/>
+      </w:rPr>
+    </w:lvl>
+    <w:lvl w:ilvl="3" w:tentative="1">
+      <w:start w:val="1"/>
+      <w:numFmt w:val="bullet"/>
+      <w:lvlText w:val=""/>
+      <w:lvlJc w:val="left"/>
+      <w:pPr>
+        <w:tabs>
+          <w:tab w:val="num" w:pos="2880"/>
+        </w:tabs>
+        <w:ind w:left="2880" w:hanging="360"/>
+      </w:pPr>
+      <w:rPr>
+        <w:rFonts w:ascii="Wingdings" w:hAnsi="Wingdings" w:hint="default"/>
+        <w:sz w:val="20"/>
+      </w:rPr>
+    </w:lvl>
+    <w:lvl w:ilvl="4" w:tentative="1">
+      <w:start w:val="1"/>
+      <w:numFmt w:val="bullet"/>
+      <w:lvlText w:val=""/>
+      <w:lvlJc w:val="left"/>
+      <w:pPr>
+        <w:tabs>
+          <w:tab w:val="num" w:pos="3600"/>
+        </w:tabs>
+        <w:ind w:left="3600" w:hanging="360"/>
+      </w:pPr>
+      <w:rPr>
+        <w:rFonts w:ascii="Wingdings" w:hAnsi="Wingdings" w:hint="default"/>
+        <w:sz w:val="20"/>
+      </w:rPr>
+    </w:lvl>
+    <w:lvl w:ilvl="5" w:tentative="1">
+      <w:start w:val="1"/>
+      <w:numFmt w:val="bullet"/>
+      <w:lvlText w:val=""/>
+      <w:lvlJc w:val="left"/>
+      <w:pPr>
+        <w:tabs>
+          <w:tab w:val="num" w:pos="4320"/>
+        </w:tabs>
+        <w:ind w:left="4320" w:hanging="360"/>
+      </w:pPr>
+      <w:rPr>
+        <w:rFonts w:ascii="Wingdings" w:hAnsi="Wingdings" w:hint="default"/>
+        <w:sz w:val="20"/>
+      </w:rPr>
+    </w:lvl>
+    <w:lvl w:ilvl="6" w:tentative="1">
+      <w:start w:val="1"/>
+      <w:numFmt w:val="bullet"/>
+      <w:lvlText w:val=""/>
+      <w:lvlJc w:val="left"/>
+      <w:pPr>
+        <w:tabs>
+          <w:tab w:val="num" w:pos="5040"/>
+        </w:tabs>
+        <w:ind w:left="5040" w:hanging="360"/>
+      </w:pPr>
+      <w:rPr>
+        <w:rFonts w:ascii="Wingdings" w:hAnsi="Wingdings" w:hint="default"/>
+        <w:sz w:val="20"/>
+      </w:rPr>
+    </w:lvl>
+    <w:lvl w:ilvl="7" w:tentative="1">
+      <w:start w:val="1"/>
+      <w:numFmt w:val="bullet"/>
+      <w:lvlText w:val=""/>
+      <w:lvlJc w:val="left"/>
+      <w:pPr>
+        <w:tabs>
+          <w:tab w:val="num" w:pos="5760"/>
+        </w:tabs>
+        <w:ind w:left="5760" w:hanging="360"/>
+      </w:pPr>
+      <w:rPr>
+        <w:rFonts w:ascii="Wingdings" w:hAnsi="Wingdings" w:hint="default"/>
+        <w:sz w:val="20"/>
+      </w:rPr>
+    </w:lvl>
+    <w:lvl w:ilvl="8" w:tentative="1">
+      <w:start w:val="1"/>
+      <w:numFmt w:val="bullet"/>
+      <w:lvlText w:val=""/>
+      <w:lvlJc w:val="left"/>
+      <w:pPr>
+        <w:tabs>
+          <w:tab w:val="num" w:pos="6480"/>
+        </w:tabs>
+        <w:ind w:left="6480" w:hanging="360"/>
+      </w:pPr>
+      <w:rPr>
+        <w:rFonts w:ascii="Wingdings" w:hAnsi="Wingdings" w:hint="default"/>
+        <w:sz w:val="20"/>
+      </w:rPr>
+    </w:lvl>
+  </w:abstractNum>
+  <w:abstractNum w:abstractNumId="9" w15:restartNumberingAfterBreak="0">
+    <w:nsid w:val="59C76D4B"/>
+    <w:multiLevelType w:val="hybridMultilevel"/>
+    <w:tmpl w:val="61A09850"/>
+    <w:lvl w:ilvl="0" w:tplc="40090001">
+      <w:start w:val="1"/>
+      <w:numFmt w:val="bullet"/>
+      <w:lvlText w:val=""/>
+      <w:lvlJc w:val="left"/>
+      <w:pPr>
+        <w:ind w:left="720" w:hanging="360"/>
+      </w:pPr>
+      <w:rPr>
+        <w:rFonts w:ascii="Symbol" w:hAnsi="Symbol" w:hint="default"/>
+      </w:rPr>
+    </w:lvl>
+    <w:lvl w:ilvl="1" w:tplc="40090003" w:tentative="1">
+      <w:start w:val="1"/>
+      <w:numFmt w:val="bullet"/>
+      <w:lvlText w:val="o"/>
+      <w:lvlJc w:val="left"/>
+      <w:pPr>
+        <w:ind w:left="1440" w:hanging="360"/>
+      </w:pPr>
+      <w:rPr>
+        <w:rFonts w:ascii="Courier New" w:hAnsi="Courier New" w:cs="Courier New" w:hint="default"/>
+      </w:rPr>
+    </w:lvl>
+    <w:lvl w:ilvl="2" w:tplc="40090005" w:tentative="1">
+      <w:start w:val="1"/>
+      <w:numFmt w:val="bullet"/>
+      <w:lvlText w:val=""/>
+      <w:lvlJc w:val="left"/>
+      <w:pPr>
+        <w:ind w:left="2160" w:hanging="360"/>
+      </w:pPr>
+      <w:rPr>
+        <w:rFonts w:ascii="Wingdings" w:hAnsi="Wingdings" w:hint="default"/>
+      </w:rPr>
+    </w:lvl>
+    <w:lvl w:ilvl="3" w:tplc="40090001" w:tentative="1">
+      <w:start w:val="1"/>
+      <w:numFmt w:val="bullet"/>
+      <w:lvlText w:val=""/>
+      <w:lvlJc w:val="left"/>
+      <w:pPr>
+        <w:ind w:left="2880" w:hanging="360"/>
+      </w:pPr>
+      <w:rPr>
+        <w:rFonts w:ascii="Symbol" w:hAnsi="Symbol" w:hint="default"/>
+      </w:rPr>
+    </w:lvl>
+    <w:lvl w:ilvl="4" w:tplc="40090003" w:tentative="1">
+      <w:start w:val="1"/>
+      <w:numFmt w:val="bullet"/>
+      <w:lvlText w:val="o"/>
+      <w:lvlJc w:val="left"/>
+      <w:pPr>
+        <w:ind w:left="3600" w:hanging="360"/>
+      </w:pPr>
+      <w:rPr>
+        <w:rFonts w:ascii="Courier New" w:hAnsi="Courier New" w:cs="Courier New" w:hint="default"/>
+      </w:rPr>
+    </w:lvl>
+    <w:lvl w:ilvl="5" w:tplc="40090005" w:tentative="1">
+      <w:start w:val="1"/>
+      <w:numFmt w:val="bullet"/>
+      <w:lvlText w:val=""/>
+      <w:lvlJc w:val="left"/>
+      <w:pPr>
+        <w:ind w:left="4320" w:hanging="360"/>
+      </w:pPr>
+      <w:rPr>
+        <w:rFonts w:ascii="Wingdings" w:hAnsi="Wingdings" w:hint="default"/>
+      </w:rPr>
+    </w:lvl>
+    <w:lvl w:ilvl="6" w:tplc="40090001" w:tentative="1">
+      <w:start w:val="1"/>
+      <w:numFmt w:val="bullet"/>
+      <w:lvlText w:val=""/>
+      <w:lvlJc w:val="left"/>
+      <w:pPr>
+        <w:ind w:left="5040" w:hanging="360"/>
+      </w:pPr>
+      <w:rPr>
+        <w:rFonts w:ascii="Symbol" w:hAnsi="Symbol" w:hint="default"/>
+      </w:rPr>
+    </w:lvl>
+    <w:lvl w:ilvl="7" w:tplc="40090003" w:tentative="1">
+      <w:start w:val="1"/>
+      <w:numFmt w:val="bullet"/>
+      <w:lvlText w:val="o"/>
+      <w:lvlJc w:val="left"/>
+      <w:pPr>
+        <w:ind w:left="5760" w:hanging="360"/>
+      </w:pPr>
+      <w:rPr>
+        <w:rFonts w:ascii="Courier New" w:hAnsi="Courier New" w:cs="Courier New" w:hint="default"/>
+      </w:rPr>
+    </w:lvl>
+    <w:lvl w:ilvl="8" w:tplc="40090005" w:tentative="1">
+      <w:start w:val="1"/>
+      <w:numFmt w:val="bullet"/>
+      <w:lvlText w:val=""/>
+      <w:lvlJc w:val="left"/>
+      <w:pPr>
+        <w:ind w:left="6480" w:hanging="360"/>
+      </w:pPr>
+      <w:rPr>
+        <w:rFonts w:ascii="Wingdings" w:hAnsi="Wingdings" w:hint="default"/>
+      </w:rPr>
+    </w:lvl>
+  </w:abstractNum>
+  <w:abstractNum w:abstractNumId="10" w15:restartNumberingAfterBreak="0">
+    <w:nsid w:val="59E03BA4"/>
+    <w:multiLevelType w:val="multilevel"/>
+    <w:tmpl w:val="A052FC6A"/>
+    <w:lvl w:ilvl="0">
+      <w:start w:val="1"/>
+      <w:numFmt w:val="bullet"/>
+      <w:lvlText w:val=""/>
+      <w:lvlJc w:val="left"/>
+      <w:pPr>
+        <w:tabs>
+          <w:tab w:val="num" w:pos="720"/>
+        </w:tabs>
+        <w:ind w:left="720" w:hanging="360"/>
+      </w:pPr>
+      <w:rPr>
+        <w:rFonts w:ascii="Symbol" w:hAnsi="Symbol" w:hint="default"/>
+        <w:sz w:val="20"/>
+      </w:rPr>
+    </w:lvl>
+    <w:lvl w:ilvl="1" w:tentative="1">
+      <w:start w:val="1"/>
+      <w:numFmt w:val="bullet"/>
+      <w:lvlText w:val="o"/>
+      <w:lvlJc w:val="left"/>
+      <w:pPr>
+        <w:tabs>
+          <w:tab w:val="num" w:pos="1440"/>
+        </w:tabs>
+        <w:ind w:left="1440" w:hanging="360"/>
+      </w:pPr>
+      <w:rPr>
+        <w:rFonts w:ascii="Courier New" w:hAnsi="Courier New" w:hint="default"/>
+        <w:sz w:val="20"/>
+      </w:rPr>
+    </w:lvl>
+    <w:lvl w:ilvl="2" w:tentative="1">
+      <w:start w:val="1"/>
+      <w:numFmt w:val="bullet"/>
+      <w:lvlText w:val=""/>
+      <w:lvlJc w:val="left"/>
+      <w:pPr>
+        <w:tabs>
+          <w:tab w:val="num" w:pos="2160"/>
+        </w:tabs>
+        <w:ind w:left="2160" w:hanging="360"/>
+      </w:pPr>
+      <w:rPr>
+        <w:rFonts w:ascii="Wingdings" w:hAnsi="Wingdings" w:hint="default"/>
+        <w:sz w:val="20"/>
+      </w:rPr>
+    </w:lvl>
+    <w:lvl w:ilvl="3" w:tentative="1">
+      <w:start w:val="1"/>
+      <w:numFmt w:val="bullet"/>
+      <w:lvlText w:val=""/>
+      <w:lvlJc w:val="left"/>
+      <w:pPr>
+        <w:tabs>
+          <w:tab w:val="num" w:pos="2880"/>
+        </w:tabs>
+        <w:ind w:left="2880" w:hanging="360"/>
+      </w:pPr>
+      <w:rPr>
+        <w:rFonts w:ascii="Wingdings" w:hAnsi="Wingdings" w:hint="default"/>
+        <w:sz w:val="20"/>
+      </w:rPr>
+    </w:lvl>
+    <w:lvl w:ilvl="4" w:tentative="1">
+      <w:start w:val="1"/>
+      <w:numFmt w:val="bullet"/>
+      <w:lvlText w:val=""/>
+      <w:lvlJc w:val="left"/>
+      <w:pPr>
+        <w:tabs>
+          <w:tab w:val="num" w:pos="3600"/>
+        </w:tabs>
+        <w:ind w:left="3600" w:hanging="360"/>
+      </w:pPr>
+      <w:rPr>
+        <w:rFonts w:ascii="Wingdings" w:hAnsi="Wingdings" w:hint="default"/>
+        <w:sz w:val="20"/>
+      </w:rPr>
+    </w:lvl>
+    <w:lvl w:ilvl="5" w:tentative="1">
+      <w:start w:val="1"/>
+      <w:numFmt w:val="bullet"/>
+      <w:lvlText w:val=""/>
+      <w:lvlJc w:val="left"/>
+      <w:pPr>
+        <w:tabs>
+          <w:tab w:val="num" w:pos="4320"/>
+        </w:tabs>
+        <w:ind w:left="4320" w:hanging="360"/>
+      </w:pPr>
+      <w:rPr>
+        <w:rFonts w:ascii="Wingdings" w:hAnsi="Wingdings" w:hint="default"/>
+        <w:sz w:val="20"/>
+      </w:rPr>
+    </w:lvl>
+    <w:lvl w:ilvl="6" w:tentative="1">
+      <w:start w:val="1"/>
+      <w:numFmt w:val="bullet"/>
+      <w:lvlText w:val=""/>
+      <w:lvlJc w:val="left"/>
+      <w:pPr>
+        <w:tabs>
+          <w:tab w:val="num" w:pos="5040"/>
+        </w:tabs>
+        <w:ind w:left="5040" w:hanging="360"/>
+      </w:pPr>
+      <w:rPr>
+        <w:rFonts w:ascii="Wingdings" w:hAnsi="Wingdings" w:hint="default"/>
+        <w:sz w:val="20"/>
+      </w:rPr>
+    </w:lvl>
+    <w:lvl w:ilvl="7" w:tentative="1">
+      <w:start w:val="1"/>
+      <w:numFmt w:val="bullet"/>
+      <w:lvlText w:val=""/>
+      <w:lvlJc w:val="left"/>
+      <w:pPr>
+        <w:tabs>
+          <w:tab w:val="num" w:pos="5760"/>
+        </w:tabs>
+        <w:ind w:left="5760" w:hanging="360"/>
+      </w:pPr>
+      <w:rPr>
+        <w:rFonts w:ascii="Wingdings" w:hAnsi="Wingdings" w:hint="default"/>
+        <w:sz w:val="20"/>
+      </w:rPr>
+    </w:lvl>
+    <w:lvl w:ilvl="8" w:tentative="1">
+      <w:start w:val="1"/>
+      <w:numFmt w:val="bullet"/>
+      <w:lvlText w:val=""/>
+      <w:lvlJc w:val="left"/>
+      <w:pPr>
+        <w:tabs>
+          <w:tab w:val="num" w:pos="6480"/>
+        </w:tabs>
+        <w:ind w:left="6480" w:hanging="360"/>
+      </w:pPr>
+      <w:rPr>
+        <w:rFonts w:ascii="Wingdings" w:hAnsi="Wingdings" w:hint="default"/>
+        <w:sz w:val="20"/>
+      </w:rPr>
+    </w:lvl>
+  </w:abstractNum>
+  <w:abstractNum w:abstractNumId="11" w15:restartNumberingAfterBreak="0">
+    <w:nsid w:val="66742DBE"/>
+    <w:multiLevelType w:val="multilevel"/>
+    <w:tmpl w:val="FCAAC49E"/>
+    <w:lvl w:ilvl="0">
+      <w:start w:val="1"/>
+      <w:numFmt w:val="decimal"/>
+      <w:lvlText w:val="%1."/>
+      <w:lvlJc w:val="left"/>
+      <w:pPr>
+        <w:tabs>
+          <w:tab w:val="num" w:pos="720"/>
+        </w:tabs>
+        <w:ind w:left="720" w:hanging="360"/>
+      </w:pPr>
+    </w:lvl>
+    <w:lvl w:ilvl="1" w:tentative="1">
+      <w:start w:val="1"/>
+      <w:numFmt w:val="decimal"/>
+      <w:lvlText w:val="%2."/>
+      <w:lvlJc w:val="left"/>
+      <w:pPr>
+        <w:tabs>
+          <w:tab w:val="num" w:pos="1440"/>
+        </w:tabs>
+        <w:ind w:left="1440" w:hanging="360"/>
+      </w:pPr>
+    </w:lvl>
+    <w:lvl w:ilvl="2" w:tentative="1">
+      <w:start w:val="1"/>
+      <w:numFmt w:val="decimal"/>
+      <w:lvlText w:val="%3."/>
+      <w:lvlJc w:val="left"/>
+      <w:pPr>
+        <w:tabs>
+          <w:tab w:val="num" w:pos="2160"/>
+        </w:tabs>
+        <w:ind w:left="2160" w:hanging="360"/>
+      </w:pPr>
+    </w:lvl>
+    <w:lvl w:ilvl="3" w:tentative="1">
+      <w:start w:val="1"/>
+      <w:numFmt w:val="decimal"/>
+      <w:lvlText w:val="%4."/>
+      <w:lvlJc w:val="left"/>
+      <w:pPr>
+        <w:tabs>
+          <w:tab w:val="num" w:pos="2880"/>
+        </w:tabs>
+        <w:ind w:left="2880" w:hanging="360"/>
+      </w:pPr>
+    </w:lvl>
+    <w:lvl w:ilvl="4" w:tentative="1">
+      <w:start w:val="1"/>
+      <w:numFmt w:val="decimal"/>
+      <w:lvlText w:val="%5."/>
+      <w:lvlJc w:val="left"/>
+      <w:pPr>
+        <w:tabs>
+          <w:tab w:val="num" w:pos="3600"/>
+        </w:tabs>
+        <w:ind w:left="3600" w:hanging="360"/>
+      </w:pPr>
+    </w:lvl>
+    <w:lvl w:ilvl="5" w:tentative="1">
+      <w:start w:val="1"/>
+      <w:numFmt w:val="decimal"/>
+      <w:lvlText w:val="%6."/>
+      <w:lvlJc w:val="left"/>
+      <w:pPr>
+        <w:tabs>
+          <w:tab w:val="num" w:pos="4320"/>
+        </w:tabs>
+        <w:ind w:left="4320" w:hanging="360"/>
+      </w:pPr>
+    </w:lvl>
+    <w:lvl w:ilvl="6" w:tentative="1">
+      <w:start w:val="1"/>
+      <w:numFmt w:val="decimal"/>
+      <w:lvlText w:val="%7."/>
+      <w:lvlJc w:val="left"/>
+      <w:pPr>
+        <w:tabs>
+          <w:tab w:val="num" w:pos="5040"/>
+        </w:tabs>
+        <w:ind w:left="5040" w:hanging="360"/>
+      </w:pPr>
+    </w:lvl>
+    <w:lvl w:ilvl="7" w:tentative="1">
+      <w:start w:val="1"/>
+      <w:numFmt w:val="decimal"/>
+      <w:lvlText w:val="%8."/>
+      <w:lvlJc w:val="left"/>
+      <w:pPr>
+        <w:tabs>
+          <w:tab w:val="num" w:pos="5760"/>
+        </w:tabs>
+        <w:ind w:left="5760" w:hanging="360"/>
+      </w:pPr>
+    </w:lvl>
+    <w:lvl w:ilvl="8" w:tentative="1">
+      <w:start w:val="1"/>
+      <w:numFmt w:val="decimal"/>
+      <w:lvlText w:val="%9."/>
+      <w:lvlJc w:val="left"/>
+      <w:pPr>
+        <w:tabs>
+          <w:tab w:val="num" w:pos="6480"/>
+        </w:tabs>
+        <w:ind w:left="6480" w:hanging="360"/>
+      </w:pPr>
+    </w:lvl>
+  </w:abstractNum>
+  <w:abstractNum w:abstractNumId="12" w15:restartNumberingAfterBreak="0">
+    <w:nsid w:val="6FB00664"/>
+    <w:multiLevelType w:val="hybridMultilevel"/>
+    <w:tmpl w:val="A512564A"/>
+    <w:lvl w:ilvl="0" w:tplc="40090001">
+      <w:start w:val="1"/>
+      <w:numFmt w:val="bullet"/>
+      <w:lvlText w:val=""/>
+      <w:lvlJc w:val="left"/>
+      <w:pPr>
+        <w:ind w:left="720" w:hanging="360"/>
+      </w:pPr>
+      <w:rPr>
+        <w:rFonts w:ascii="Symbol" w:hAnsi="Symbol" w:hint="default"/>
+      </w:rPr>
+    </w:lvl>
+    <w:lvl w:ilvl="1" w:tplc="40090003" w:tentative="1">
+      <w:start w:val="1"/>
+      <w:numFmt w:val="bullet"/>
+      <w:lvlText w:val="o"/>
+      <w:lvlJc w:val="left"/>
+      <w:pPr>
+        <w:ind w:left="1440" w:hanging="360"/>
+      </w:pPr>
+      <w:rPr>
+        <w:rFonts w:ascii="Courier New" w:hAnsi="Courier New" w:cs="Courier New" w:hint="default"/>
+      </w:rPr>
+    </w:lvl>
+    <w:lvl w:ilvl="2" w:tplc="40090005" w:tentative="1">
+      <w:start w:val="1"/>
+      <w:numFmt w:val="bullet"/>
+      <w:lvlText w:val=""/>
+      <w:lvlJc w:val="left"/>
+      <w:pPr>
+        <w:ind w:left="2160" w:hanging="360"/>
+      </w:pPr>
+      <w:rPr>
+        <w:rFonts w:ascii="Wingdings" w:hAnsi="Wingdings" w:hint="default"/>
+      </w:rPr>
+    </w:lvl>
+    <w:lvl w:ilvl="3" w:tplc="40090001" w:tentative="1">
+      <w:start w:val="1"/>
+      <w:numFmt w:val="bullet"/>
+      <w:lvlText w:val=""/>
+      <w:lvlJc w:val="left"/>
+      <w:pPr>
+        <w:ind w:left="2880" w:hanging="360"/>
+      </w:pPr>
+      <w:rPr>
+        <w:rFonts w:ascii="Symbol" w:hAnsi="Symbol" w:hint="default"/>
+      </w:rPr>
+    </w:lvl>
+    <w:lvl w:ilvl="4" w:tplc="40090003" w:tentative="1">
+      <w:start w:val="1"/>
+      <w:numFmt w:val="bullet"/>
+      <w:lvlText w:val="o"/>
+      <w:lvlJc w:val="left"/>
+      <w:pPr>
+        <w:ind w:left="3600" w:hanging="360"/>
+      </w:pPr>
+      <w:rPr>
+        <w:rFonts w:ascii="Courier New" w:hAnsi="Courier New" w:cs="Courier New" w:hint="default"/>
+      </w:rPr>
+    </w:lvl>
+    <w:lvl w:ilvl="5" w:tplc="40090005" w:tentative="1">
+      <w:start w:val="1"/>
+      <w:numFmt w:val="bullet"/>
+      <w:lvlText w:val=""/>
+      <w:lvlJc w:val="left"/>
+      <w:pPr>
+        <w:ind w:left="4320" w:hanging="360"/>
+      </w:pPr>
+      <w:rPr>
+        <w:rFonts w:ascii="Wingdings" w:hAnsi="Wingdings" w:hint="default"/>
+      </w:rPr>
+    </w:lvl>
+    <w:lvl w:ilvl="6" w:tplc="40090001" w:tentative="1">
+      <w:start w:val="1"/>
+      <w:numFmt w:val="bullet"/>
+      <w:lvlText w:val=""/>
+      <w:lvlJc w:val="left"/>
+      <w:pPr>
+        <w:ind w:left="5040" w:hanging="360"/>
+      </w:pPr>
+      <w:rPr>
+        <w:rFonts w:ascii="Symbol" w:hAnsi="Symbol" w:hint="default"/>
+      </w:rPr>
+    </w:lvl>
+    <w:lvl w:ilvl="7" w:tplc="40090003" w:tentative="1">
+      <w:start w:val="1"/>
+      <w:numFmt w:val="bullet"/>
+      <w:lvlText w:val="o"/>
+      <w:lvlJc w:val="left"/>
+      <w:pPr>
+        <w:ind w:left="5760" w:hanging="360"/>
+      </w:pPr>
+      <w:rPr>
+        <w:rFonts w:ascii="Courier New" w:hAnsi="Courier New" w:cs="Courier New" w:hint="default"/>
+      </w:rPr>
+    </w:lvl>
+    <w:lvl w:ilvl="8" w:tplc="40090005" w:tentative="1">
+      <w:start w:val="1"/>
+      <w:numFmt w:val="bullet"/>
+      <w:lvlText w:val=""/>
+      <w:lvlJc w:val="left"/>
+      <w:pPr>
+        <w:ind w:left="6480" w:hanging="360"/>
+      </w:pPr>
+      <w:rPr>
+        <w:rFonts w:ascii="Wingdings" w:hAnsi="Wingdings" w:hint="default"/>
+      </w:rPr>
+    </w:lvl>
+  </w:abstractNum>
+  <w:abstractNum w:abstractNumId="13" w15:restartNumberingAfterBreak="0">
+    <w:nsid w:val="7EBF3B55"/>
+    <w:multiLevelType w:val="multilevel"/>
+    <w:tmpl w:val="BB8213C6"/>
+    <w:lvl w:ilvl="0">
+      <w:start w:val="1"/>
+      <w:numFmt w:val="bullet"/>
+      <w:lvlText w:val=""/>
+      <w:lvlJc w:val="left"/>
+      <w:pPr>
+        <w:tabs>
+          <w:tab w:val="num" w:pos="720"/>
+        </w:tabs>
+        <w:ind w:left="720" w:hanging="360"/>
+      </w:pPr>
+      <w:rPr>
+        <w:rFonts w:ascii="Symbol" w:hAnsi="Symbol" w:hint="default"/>
+        <w:sz w:val="20"/>
+      </w:rPr>
+    </w:lvl>
+    <w:lvl w:ilvl="1" w:tentative="1">
+      <w:start w:val="1"/>
+      <w:numFmt w:val="bullet"/>
+      <w:lvlText w:val="o"/>
+      <w:lvlJc w:val="left"/>
+      <w:pPr>
+        <w:tabs>
+          <w:tab w:val="num" w:pos="1440"/>
+        </w:tabs>
+        <w:ind w:left="1440" w:hanging="360"/>
+      </w:pPr>
+      <w:rPr>
+        <w:rFonts w:ascii="Courier New" w:hAnsi="Courier New" w:hint="default"/>
+        <w:sz w:val="20"/>
+      </w:rPr>
+    </w:lvl>
+    <w:lvl w:ilvl="2" w:tentative="1">
+      <w:start w:val="1"/>
+      <w:numFmt w:val="bullet"/>
+      <w:lvlText w:val=""/>
+      <w:lvlJc w:val="left"/>
+      <w:pPr>
+        <w:tabs>
+          <w:tab w:val="num" w:pos="2160"/>
+        </w:tabs>
+        <w:ind w:left="2160" w:hanging="360"/>
+      </w:pPr>
+      <w:rPr>
+        <w:rFonts w:ascii="Wingdings" w:hAnsi="Wingdings" w:hint="default"/>
+        <w:sz w:val="20"/>
+      </w:rPr>
+    </w:lvl>
+    <w:lvl w:ilvl="3" w:tentative="1">
+      <w:start w:val="1"/>
+      <w:numFmt w:val="bullet"/>
+      <w:lvlText w:val=""/>
+      <w:lvlJc w:val="left"/>
+      <w:pPr>
+        <w:tabs>
+          <w:tab w:val="num" w:pos="2880"/>
+        </w:tabs>
+        <w:ind w:left="2880" w:hanging="360"/>
+      </w:pPr>
+      <w:rPr>
+        <w:rFonts w:ascii="Wingdings" w:hAnsi="Wingdings" w:hint="default"/>
+        <w:sz w:val="20"/>
+      </w:rPr>
+    </w:lvl>
+    <w:lvl w:ilvl="4" w:tentative="1">
+      <w:start w:val="1"/>
+      <w:numFmt w:val="bullet"/>
+      <w:lvlText w:val=""/>
+      <w:lvlJc w:val="left"/>
+      <w:pPr>
+        <w:tabs>
+          <w:tab w:val="num" w:pos="3600"/>
+        </w:tabs>
+        <w:ind w:left="3600" w:hanging="360"/>
+      </w:pPr>
+      <w:rPr>
+        <w:rFonts w:ascii="Wingdings" w:hAnsi="Wingdings" w:hint="default"/>
+        <w:sz w:val="20"/>
+      </w:rPr>
+    </w:lvl>
+    <w:lvl w:ilvl="5" w:tentative="1">
+      <w:start w:val="1"/>
+      <w:numFmt w:val="bullet"/>
+      <w:lvlText w:val=""/>
+      <w:lvlJc w:val="left"/>
+      <w:pPr>
+        <w:tabs>
+          <w:tab w:val="num" w:pos="4320"/>
+        </w:tabs>
+        <w:ind w:left="4320" w:hanging="360"/>
+      </w:pPr>
+      <w:rPr>
+        <w:rFonts w:ascii="Wingdings" w:hAnsi="Wingdings" w:hint="default"/>
+        <w:sz w:val="20"/>
+      </w:rPr>
+    </w:lvl>
+    <w:lvl w:ilvl="6" w:tentative="1">
+      <w:start w:val="1"/>
+      <w:numFmt w:val="bullet"/>
+      <w:lvlText w:val=""/>
+      <w:lvlJc w:val="left"/>
+      <w:pPr>
+        <w:tabs>
+          <w:tab w:val="num" w:pos="5040"/>
+        </w:tabs>
+        <w:ind w:left="5040" w:hanging="360"/>
+      </w:pPr>
+      <w:rPr>
+        <w:rFonts w:ascii="Wingdings" w:hAnsi="Wingdings" w:hint="default"/>
+        <w:sz w:val="20"/>
+      </w:rPr>
+    </w:lvl>
+    <w:lvl w:ilvl="7" w:tentative="1">
+      <w:start w:val="1"/>
+      <w:numFmt w:val="bullet"/>
+      <w:lvlText w:val=""/>
+      <w:lvlJc w:val="left"/>
+      <w:pPr>
+        <w:tabs>
+          <w:tab w:val="num" w:pos="5760"/>
+        </w:tabs>
+        <w:ind w:left="5760" w:hanging="360"/>
+      </w:pPr>
+      <w:rPr>
+        <w:rFonts w:ascii="Wingdings" w:hAnsi="Wingdings" w:hint="default"/>
+        <w:sz w:val="20"/>
+      </w:rPr>
+    </w:lvl>
+    <w:lvl w:ilvl="8" w:tentative="1">
+      <w:start w:val="1"/>
+      <w:numFmt w:val="bullet"/>
+      <w:lvlText w:val=""/>
+      <w:lvlJc w:val="left"/>
+      <w:pPr>
+        <w:tabs>
+          <w:tab w:val="num" w:pos="6480"/>
+        </w:tabs>
+        <w:ind w:left="6480" w:hanging="360"/>
+      </w:pPr>
+      <w:rPr>
+        <w:rFonts w:ascii="Wingdings" w:hAnsi="Wingdings" w:hint="default"/>
+        <w:sz w:val="20"/>
+      </w:rPr>
+    </w:lvl>
+  </w:abstractNum>
+  <w:num w:numId="1">
+    <w:abstractNumId w:val="1"/>
+  </w:num>
+  <w:num w:numId="2">
+    <w:abstractNumId w:val="6"/>
+  </w:num>
+  <w:num w:numId="3">
+    <w:abstractNumId w:val="9"/>
+  </w:num>
+  <w:num w:numId="4">
+    <w:abstractNumId w:val="5"/>
+  </w:num>
+  <w:num w:numId="5">
+    <w:abstractNumId w:val="12"/>
+  </w:num>
+  <w:num w:numId="6">
+    <w:abstractNumId w:val="0"/>
+  </w:num>
+  <w:num w:numId="7">
+    <w:abstractNumId w:val="11"/>
+  </w:num>
+  <w:num w:numId="8">
+    <w:abstractNumId w:val="4"/>
+  </w:num>
+  <w:num w:numId="9">
+    <w:abstractNumId w:val="2"/>
+  </w:num>
+  <w:num w:numId="10">
+    <w:abstractNumId w:val="7"/>
+  </w:num>
+  <w:num w:numId="11">
+    <w:abstractNumId w:val="13"/>
+  </w:num>
+  <w:num w:numId="12">
+    <w:abstractNumId w:val="8"/>
+  </w:num>
+  <w:num w:numId="13">
+    <w:abstractNumId w:val="10"/>
+  </w:num>
+  <w:num w:numId="14">
+    <w:abstractNumId w:val="3"/>
+  </w:num>
+</w:numbering>
 </file>
 
 <file path=word/styles.xml><?xml version="1.0" encoding="utf-8"?>
@@ -1071,6 +5215,173 @@
       </w:tcPr>
     </w:tblStylePr>
   </w:style>
+  <w:style w:type="paragraph" w:customStyle="1" w:styleId="H">
+    <w:name w:val="H"/>
+    <w:basedOn w:val="Normal"/>
+    <w:link w:val="HChar"/>
+    <w:qFormat/>
+    <w:rsid w:val="00EA53F8"/>
+    <w:rPr>
+      <w:b/>
+      <w:bCs/>
+      <w:sz w:val="24"/>
+      <w:szCs w:val="24"/>
+    </w:rPr>
+  </w:style>
+  <w:style w:type="paragraph" w:customStyle="1" w:styleId="T">
+    <w:name w:val="T"/>
+    <w:basedOn w:val="H"/>
+    <w:link w:val="TChar"/>
+    <w:qFormat/>
+    <w:rsid w:val="004450FB"/>
+    <w:rPr>
+      <w:b w:val="0"/>
+      <w:bCs w:val="0"/>
+      <w:sz w:val="22"/>
+      <w:szCs w:val="22"/>
+    </w:rPr>
+  </w:style>
+  <w:style w:type="character" w:customStyle="1" w:styleId="HChar">
+    <w:name w:val="H Char"/>
+    <w:basedOn w:val="DefaultParagraphFont"/>
+    <w:link w:val="H"/>
+    <w:rsid w:val="00EA53F8"/>
+    <w:rPr>
+      <w:b/>
+      <w:bCs/>
+      <w:sz w:val="24"/>
+      <w:szCs w:val="24"/>
+    </w:rPr>
+  </w:style>
+  <w:style w:type="paragraph" w:customStyle="1" w:styleId="ds-markdown-paragraph">
+    <w:name w:val="ds-markdown-paragraph"/>
+    <w:basedOn w:val="Normal"/>
+    <w:rsid w:val="004450FB"/>
+    <w:pPr>
+      <w:spacing w:before="100" w:beforeAutospacing="1" w:after="100" w:afterAutospacing="1" w:line="240" w:lineRule="auto"/>
+    </w:pPr>
+    <w:rPr>
+      <w:rFonts w:ascii="Times New Roman" w:eastAsia="Times New Roman" w:hAnsi="Times New Roman" w:cs="Times New Roman"/>
+      <w:sz w:val="24"/>
+      <w:szCs w:val="24"/>
+      <w:lang w:eastAsia="en-IN"/>
+    </w:rPr>
+  </w:style>
+  <w:style w:type="character" w:customStyle="1" w:styleId="TChar">
+    <w:name w:val="T Char"/>
+    <w:basedOn w:val="HChar"/>
+    <w:link w:val="T"/>
+    <w:rsid w:val="004450FB"/>
+    <w:rPr>
+      <w:b w:val="0"/>
+      <w:bCs w:val="0"/>
+      <w:sz w:val="24"/>
+      <w:szCs w:val="24"/>
+    </w:rPr>
+  </w:style>
+  <w:style w:type="character" w:styleId="Strong">
+    <w:name w:val="Strong"/>
+    <w:basedOn w:val="DefaultParagraphFont"/>
+    <w:uiPriority w:val="22"/>
+    <w:qFormat/>
+    <w:rsid w:val="004450FB"/>
+    <w:rPr>
+      <w:b/>
+      <w:bCs/>
+    </w:rPr>
+  </w:style>
+  <w:style w:type="paragraph" w:customStyle="1" w:styleId="S">
+    <w:name w:val="S"/>
+    <w:basedOn w:val="T"/>
+    <w:link w:val="SChar"/>
+    <w:qFormat/>
+    <w:rsid w:val="00D90A86"/>
+    <w:rPr>
+      <w:sz w:val="4"/>
+      <w:szCs w:val="4"/>
+    </w:rPr>
+  </w:style>
+  <w:style w:type="table" w:styleId="TableGrid">
+    <w:name w:val="Table Grid"/>
+    <w:basedOn w:val="TableNormal"/>
+    <w:uiPriority w:val="39"/>
+    <w:rsid w:val="00D90A86"/>
+    <w:pPr>
+      <w:spacing w:after="0" w:line="240" w:lineRule="auto"/>
+    </w:pPr>
+    <w:tblPr>
+      <w:tblBorders>
+        <w:top w:val="single" w:sz="4" w:space="0" w:color="auto"/>
+        <w:left w:val="single" w:sz="4" w:space="0" w:color="auto"/>
+        <w:bottom w:val="single" w:sz="4" w:space="0" w:color="auto"/>
+        <w:right w:val="single" w:sz="4" w:space="0" w:color="auto"/>
+        <w:insideH w:val="single" w:sz="4" w:space="0" w:color="auto"/>
+        <w:insideV w:val="single" w:sz="4" w:space="0" w:color="auto"/>
+      </w:tblBorders>
+    </w:tblPr>
+  </w:style>
+  <w:style w:type="character" w:customStyle="1" w:styleId="SChar">
+    <w:name w:val="S Char"/>
+    <w:basedOn w:val="TChar"/>
+    <w:link w:val="S"/>
+    <w:rsid w:val="00D90A86"/>
+    <w:rPr>
+      <w:b w:val="0"/>
+      <w:bCs w:val="0"/>
+      <w:sz w:val="4"/>
+      <w:szCs w:val="4"/>
+    </w:rPr>
+  </w:style>
+  <w:style w:type="paragraph" w:customStyle="1" w:styleId="L">
+    <w:name w:val="L"/>
+    <w:basedOn w:val="T"/>
+    <w:link w:val="LChar"/>
+    <w:qFormat/>
+    <w:rsid w:val="00413A9C"/>
+    <w:pPr>
+      <w:numPr>
+        <w:numId w:val="6"/>
+      </w:numPr>
+      <w:spacing w:after="40"/>
+      <w:ind w:left="714" w:hanging="357"/>
+    </w:pPr>
+  </w:style>
+  <w:style w:type="character" w:customStyle="1" w:styleId="LChar">
+    <w:name w:val="L Char"/>
+    <w:basedOn w:val="TChar"/>
+    <w:link w:val="L"/>
+    <w:rsid w:val="00413A9C"/>
+    <w:rPr>
+      <w:b w:val="0"/>
+      <w:bCs w:val="0"/>
+      <w:sz w:val="24"/>
+      <w:szCs w:val="24"/>
+    </w:rPr>
+  </w:style>
+  <w:style w:type="character" w:styleId="Emphasis">
+    <w:name w:val="Emphasis"/>
+    <w:basedOn w:val="DefaultParagraphFont"/>
+    <w:uiPriority w:val="20"/>
+    <w:qFormat/>
+    <w:rsid w:val="006C0556"/>
+    <w:rPr>
+      <w:i/>
+      <w:iCs/>
+    </w:rPr>
+  </w:style>
+  <w:style w:type="character" w:styleId="HTMLCode">
+    <w:name w:val="HTML Code"/>
+    <w:basedOn w:val="DefaultParagraphFont"/>
+    <w:uiPriority w:val="99"/>
+    <w:semiHidden/>
+    <w:unhideWhenUsed/>
+    <w:rsid w:val="00FC011F"/>
+    <w:rPr>
+      <w:rFonts w:ascii="Courier New" w:eastAsia="Times New Roman" w:hAnsi="Courier New" w:cs="Courier New"/>
+      <w:sz w:val="20"/>
+      <w:szCs w:val="20"/>
+    </w:rPr>
+  </w:style>
 </w:styles>
 </file>
 
@@ -1112,12 +5423,12 @@
 
 <file path=word/glossary/fontTable.xml><?xml version="1.0" encoding="utf-8"?>
 <w:fonts xmlns:mc="http://schemas.openxmlformats.org/markup-compatibility/2006" xmlns:r="http://schemas.openxmlformats.org/officeDocument/2006/relationships" xmlns:w="http://schemas.openxmlformats.org/wordprocessingml/2006/main" xmlns:w14="http://schemas.microsoft.com/office/word/2010/wordml" xmlns:w15="http://schemas.microsoft.com/office/word/2012/wordml" xmlns:w16cex="http://schemas.microsoft.com/office/word/2018/wordml/cex" xmlns:w16cid="http://schemas.microsoft.com/office/word/2016/wordml/cid" xmlns:w16="http://schemas.microsoft.com/office/word/2018/wordml" xmlns:w16sdtdh="http://schemas.microsoft.com/office/word/2020/wordml/sdtdatahash" xmlns:w16se="http://schemas.microsoft.com/office/word/2015/wordml/symex" mc:Ignorable="w14 w15 w16se w16cid w16 w16cex w16sdtdh">
-  <w:font w:name="Calibri">
-    <w:panose1 w:val="020F0502020204030204"/>
-    <w:charset w:val="00"/>
-    <w:family w:val="swiss"/>
+  <w:font w:name="Symbol">
+    <w:panose1 w:val="05050102010706020507"/>
+    <w:charset w:val="02"/>
+    <w:family w:val="roman"/>
     <w:pitch w:val="variable"/>
-    <w:sig w:usb0="E4002EFF" w:usb1="C000247B" w:usb2="00000009" w:usb3="00000000" w:csb0="000001FF" w:csb1="00000000"/>
+    <w:sig w:usb0="00000000" w:usb1="10000000" w:usb2="00000000" w:usb3="00000000" w:csb0="80000000" w:csb1="00000000"/>
   </w:font>
   <w:font w:name="Times New Roman">
     <w:panose1 w:val="02020603050405020304"/>
@@ -1125,6 +5436,27 @@
     <w:family w:val="roman"/>
     <w:pitch w:val="variable"/>
     <w:sig w:usb0="E0002EFF" w:usb1="C000785B" w:usb2="00000009" w:usb3="00000000" w:csb0="000001FF" w:csb1="00000000"/>
+  </w:font>
+  <w:font w:name="Courier New">
+    <w:panose1 w:val="02070309020205020404"/>
+    <w:charset w:val="00"/>
+    <w:family w:val="modern"/>
+    <w:pitch w:val="fixed"/>
+    <w:sig w:usb0="E0002EFF" w:usb1="C0007843" w:usb2="00000009" w:usb3="00000000" w:csb0="000001FF" w:csb1="00000000"/>
+  </w:font>
+  <w:font w:name="Wingdings">
+    <w:panose1 w:val="05000000000000000000"/>
+    <w:charset w:val="02"/>
+    <w:family w:val="auto"/>
+    <w:pitch w:val="variable"/>
+    <w:sig w:usb0="00000000" w:usb1="10000000" w:usb2="00000000" w:usb3="00000000" w:csb0="80000000" w:csb1="00000000"/>
+  </w:font>
+  <w:font w:name="Calibri">
+    <w:panose1 w:val="020F0502020204030204"/>
+    <w:charset w:val="00"/>
+    <w:family w:val="swiss"/>
+    <w:pitch w:val="variable"/>
+    <w:sig w:usb0="E4002EFF" w:usb1="C000247B" w:usb2="00000009" w:usb3="00000000" w:csb0="000001FF" w:csb1="00000000"/>
   </w:font>
   <w:font w:name="JetBrains Mono NL">
     <w:panose1 w:val="02000009000000000000"/>
@@ -1142,10 +5474,11 @@
   </w:font>
   <w:font w:name="Cascadia Code">
     <w:altName w:val="Segoe UI Symbol"/>
+    <w:panose1 w:val="020B0609020000020004"/>
     <w:charset w:val="00"/>
     <w:family w:val="modern"/>
     <w:pitch w:val="fixed"/>
-    <w:sig w:usb0="A1002AFF" w:usb1="C200F9FB" w:usb2="00040020" w:usb3="00000000" w:csb0="000001FF" w:csb1="00000000"/>
+    <w:sig w:usb0="A10002FF" w:usb1="4000F9FB" w:usb2="00040000" w:usb3="00000000" w:csb0="0000019F" w:csb1="00000000"/>
   </w:font>
   <w:font w:name="Microsoft JhengHei UI">
     <w:panose1 w:val="020B0604030504040204"/>
@@ -1187,16 +5520,24 @@
   </w:compat>
   <w:rsids>
     <w:rsidRoot w:val="008238CD"/>
+    <w:rsid w:val="00261C69"/>
+    <w:rsid w:val="00292B19"/>
     <w:rsid w:val="003A6ABC"/>
+    <w:rsid w:val="003F19EF"/>
+    <w:rsid w:val="0042682C"/>
     <w:rsid w:val="004F7305"/>
     <w:rsid w:val="006D2E04"/>
+    <w:rsid w:val="007360AC"/>
     <w:rsid w:val="008238CD"/>
+    <w:rsid w:val="009C310B"/>
+    <w:rsid w:val="009C3574"/>
     <w:rsid w:val="00AC7174"/>
+    <w:rsid w:val="00B061B7"/>
     <w:rsid w:val="00C208BF"/>
     <w:rsid w:val="00C95DE2"/>
+    <w:rsid w:val="00CC02F1"/>
     <w:rsid w:val="00D223CD"/>
-    <w:rsid w:val="00ED0E33"/>
-    <w:rsid w:val="00FB5396"/>
+    <w:rsid w:val="00D80983"/>
   </w:rsids>
   <m:mathPr>
     <m:mathFont m:val="Cambria Math"/>
